--- a/docs/Replication_Guide.docx
+++ b/docs/Replication_Guide.docx
@@ -1,10 +1,10 @@
 
 <file path=word/document.xml><?xml version="1.0" encoding="utf-8"?>
-<w:document xmlns:wpc="http://schemas.microsoft.com/office/word/2010/wordprocessingCanvas" xmlns:mo="http://schemas.microsoft.com/office/mac/office/2008/main" xmlns:mc="http://schemas.openxmlformats.org/markup-compatibility/2006" xmlns:mv="urn:schemas-microsoft-com:mac:vml" xmlns:o="urn:schemas-microsoft-com:office:office" xmlns:r="http://schemas.openxmlformats.org/officeDocument/2006/relationships" xmlns:m="http://schemas.openxmlformats.org/officeDocument/2006/math" xmlns:v="urn:schemas-microsoft-com:vml" xmlns:wp14="http://schemas.microsoft.com/office/word/2010/wordprocessingDrawing" xmlns:wp="http://schemas.openxmlformats.org/drawingml/2006/wordprocessingDrawing" xmlns:w10="urn:schemas-microsoft-com:office:word" xmlns:w="http://schemas.openxmlformats.org/wordprocessingml/2006/main" xmlns:w14="http://schemas.microsoft.com/office/word/2010/wordml" xmlns:wpg="http://schemas.microsoft.com/office/word/2010/wordprocessingGroup" xmlns:wpi="http://schemas.microsoft.com/office/word/2010/wordprocessingInk" xmlns:wne="http://schemas.microsoft.com/office/word/2006/wordml" xmlns:wps="http://schemas.microsoft.com/office/word/2010/wordprocessingShape" mc:Ignorable="w14 wp14">
+<w:document xmlns:ve="http://schemas.openxmlformats.org/markup-compatibility/2006" xmlns:o="urn:schemas-microsoft-com:office:office" xmlns:r="http://schemas.openxmlformats.org/officeDocument/2006/relationships" xmlns:m="http://schemas.openxmlformats.org/officeDocument/2006/math" xmlns:v="urn:schemas-microsoft-com:vml" xmlns:wp="http://schemas.openxmlformats.org/drawingml/2006/wordprocessingDrawing" xmlns:w10="urn:schemas-microsoft-com:office:word" xmlns:w="http://schemas.openxmlformats.org/wordprocessingml/2006/main" xmlns:wne="http://schemas.microsoft.com/office/word/2006/wordml">
   <w:body>
     <w:p>
       <w:pPr>
-        <w:pStyle w:val="Title"/>
+        <w:pStyle w:val="KonuBal"/>
         <w:jc w:val="center"/>
       </w:pPr>
       <w:r>
@@ -20,50 +20,67 @@
           <w:b/>
         </w:rPr>
         <w:t>Replication Guide</w:t>
+      </w:r>
+      <w:r>
+        <w:rPr>
+          <w:b/>
+        </w:rPr>
         <w:br/>
       </w:r>
       <w:r>
-        <w:t>Understanding Post-conflict Agricultural Systems Recovery:</w:t>
+        <w:t>Technical Efficiency, Productivity Growth, and the Effects of Territorial Reintegration: Evidence from Azerbaijan's Dairy Sector, 2000–2024</w:t>
+      </w:r>
+      <w:r>
         <w:br/>
       </w:r>
       <w:r>
-        <w:t>An Integrated Efficiency, Productivity and Policy Analysis of Azerbaijan's Dairy Sector</w:t>
         <w:br/>
+        <w:t>Prepared for Agri Agricultural Economists IAAE (Wiley</w:t>
+      </w:r>
+      <w:proofErr w:type="gramStart"/>
+      <w:r>
+        <w:t>)</w:t>
+      </w:r>
+      <w:proofErr w:type="gramEnd"/>
+      <w:r>
         <w:br/>
       </w:r>
       <w:r>
-        <w:t>Prepared for Agricultural Systems (Elsevier)</w:t>
         <w:br/>
-        <w:br/>
+        <w:t xml:space="preserve">Author: </w:t>
       </w:r>
       <w:r>
-        <w:t>Author: Halil Tosun, Ph.D.</w:t>
-        <w:br/>
+        <w:t>Halil Tosun, Ph.D.</w:t>
       </w:r>
       <w:r>
+        <w:br/>
         <w:t>ORCID: 0000-0001-5117-0390</w:t>
-        <w:br/>
       </w:r>
       <w:r>
+        <w:br/>
         <w:t>Email: halilibrahimtosun@gmail.com</w:t>
-        <w:br/>
       </w:r>
       <w:r>
+        <w:br/>
         <w:t>Repository Version: 1.0</w:t>
-        <w:br/>
       </w:r>
       <w:r>
-        <w:t>Zenodo DOI: To be assigned after public release</w:t>
+        <w:br/>
+        <w:t xml:space="preserve">Zenodo DOI: </w:t>
       </w:r>
+      <w:hyperlink r:id="rId6" w:history="1">
+        <w:r>
+          <w:rPr>
+            <w:rStyle w:val="Kpr"/>
+          </w:rPr>
+          <w:t>https://doi.org/10.5281/zenodo.21380280</w:t>
+        </w:r>
+      </w:hyperlink>
     </w:p>
-    <w:p>
-      <w:r>
-        <w:br w:type="page"/>
-      </w:r>
-    </w:p>
+    <w:p/>
     <w:p>
       <w:pPr>
-        <w:pStyle w:val="Heading1"/>
+        <w:pStyle w:val="Balk1"/>
       </w:pPr>
       <w:r>
         <w:t>1. Purpose</w:t>
@@ -71,12 +88,15 @@
     </w:p>
     <w:p>
       <w:r>
-        <w:t>This guide documents the complete replication package accompanying the manuscript. It explains the repository structure, computational environment, execution workflow, and expected outputs so that reviewers and researchers can reproduce the reported analyses.</w:t>
+        <w:t>This guide documents the complete replication package accompanying the manuscript. It expl</w:t>
+      </w:r>
+      <w:r>
+        <w:t>ains the repository structure, computational environment, execution workflow, and expected outputs so that reviewers and researchers can reproduce the reported analyses.</w:t>
       </w:r>
     </w:p>
     <w:p>
       <w:pPr>
-        <w:pStyle w:val="Heading1"/>
+        <w:pStyle w:val="Balk1"/>
       </w:pPr>
       <w:r>
         <w:t>2. Repository Structure</w:t>
@@ -84,39 +104,66 @@
     </w:p>
     <w:p>
       <w:pPr>
-        <w:pStyle w:val="IntenseQuote"/>
+        <w:pStyle w:val="KeskinTrnak"/>
       </w:pPr>
       <w:r>
         <w:t>Repro/</w:t>
+      </w:r>
+      <w:r>
         <w:br/>
         <w:t>├── code/</w:t>
+      </w:r>
+      <w:r>
         <w:br/>
         <w:t>├── data/</w:t>
+      </w:r>
+      <w:r>
         <w:br/>
         <w:t>├── output/</w:t>
+      </w:r>
+      <w:r>
         <w:br/>
         <w:t>├── README.md</w:t>
+      </w:r>
+      <w:r>
         <w:br/>
-        <w:t>├── CODEBOOK.md</w:t>
+        <w:t>├── CODEB</w:t>
+      </w:r>
+      <w:r>
+        <w:t>OOK.md</w:t>
+      </w:r>
+      <w:r>
         <w:br/>
         <w:t>├── DATA_DESCRIPTION.md</w:t>
+      </w:r>
+      <w:r>
         <w:br/>
         <w:t>├── REPRODUCIBILITY_CHECKLIST.md</w:t>
+      </w:r>
+      <w:r>
         <w:br/>
         <w:t>├── CITATION.cff</w:t>
+      </w:r>
+      <w:r>
         <w:br/>
         <w:t>├── LICENSE</w:t>
+      </w:r>
+      <w:r>
         <w:br/>
         <w:t>├── requirements.txt</w:t>
+      </w:r>
+      <w:r>
         <w:br/>
         <w:t>├── environment.yml</w:t>
+      </w:r>
+      <w:r>
         <w:br/>
         <w:t>└── .gitignore</w:t>
       </w:r>
     </w:p>
     <w:p>
       <w:pPr>
-        <w:pStyle w:val="Heading1"/>
+        <w:pStyle w:val="Balk1"/>
       </w:pPr>
       <w:r>
         <w:t>3. Computational Workflow</w:t>
@@ -124,7 +171,7 @@
     </w:p>
     <w:p>
       <w:pPr>
-        <w:pStyle w:val="ListBullet"/>
+        <w:pStyle w:val="ListeMaddemi"/>
       </w:pPr>
       <w:r>
         <w:t>Prepare analytical datasets (00_data_prep.py).</w:t>
@@ -132,15 +179,19 @@
     </w:p>
     <w:p>
       <w:pPr>
-        <w:pStyle w:val="ListBullet"/>
+        <w:pStyle w:val="ListeMaddemi"/>
       </w:pPr>
       <w:r>
-        <w:t>Estimate bootstrap DEA efficiency scores.</w:t>
+        <w:lastRenderedPageBreak/>
+        <w:t xml:space="preserve">Estimate bootstrap DEA efficiency </w:t>
+      </w:r>
+      <w:r>
+        <w:t>scores.</w:t>
       </w:r>
     </w:p>
     <w:p>
       <w:pPr>
-        <w:pStyle w:val="ListBullet"/>
+        <w:pStyle w:val="ListeMaddemi"/>
       </w:pPr>
       <w:r>
         <w:t>Estimate Stochastic Frontier Analysis (SFA) models.</w:t>
@@ -148,7 +199,7 @@
     </w:p>
     <w:p>
       <w:pPr>
-        <w:pStyle w:val="ListBullet"/>
+        <w:pStyle w:val="ListeMaddemi"/>
       </w:pPr>
       <w:r>
         <w:t>Estimate second-stage Simar–Wilson regressions.</w:t>
@@ -156,7 +207,7 @@
     </w:p>
     <w:p>
       <w:pPr>
-        <w:pStyle w:val="ListBullet"/>
+        <w:pStyle w:val="ListeMaddemi"/>
       </w:pPr>
       <w:r>
         <w:t>Compute bootstrap Malmquist productivity indices.</w:t>
@@ -164,7 +215,7 @@
     </w:p>
     <w:p>
       <w:pPr>
-        <w:pStyle w:val="ListBullet"/>
+        <w:pStyle w:val="ListeMaddemi"/>
       </w:pPr>
       <w:r>
         <w:t>Estimate event-study models.</w:t>
@@ -172,7 +223,7 @@
     </w:p>
     <w:p>
       <w:pPr>
-        <w:pStyle w:val="ListBullet"/>
+        <w:pStyle w:val="ListeMaddemi"/>
       </w:pPr>
       <w:r>
         <w:t>Run robustness analyses.</w:t>
@@ -180,7 +231,7 @@
     </w:p>
     <w:p>
       <w:pPr>
-        <w:pStyle w:val="ListBullet"/>
+        <w:pStyle w:val="ListeMaddemi"/>
       </w:pPr>
       <w:r>
         <w:t>Generate manuscript figures and outputs.</w:t>
@@ -188,10 +239,13 @@
     </w:p>
     <w:p>
       <w:pPr>
-        <w:pStyle w:val="Heading1"/>
+        <w:pStyle w:val="Balk1"/>
       </w:pPr>
       <w:r>
-        <w:t>4. Installation</w:t>
+        <w:t xml:space="preserve">4. </w:t>
+      </w:r>
+      <w:r>
+        <w:t>Installation</w:t>
       </w:r>
     </w:p>
     <w:p>
@@ -201,19 +255,23 @@
     </w:p>
     <w:p>
       <w:pPr>
-        <w:pStyle w:val="IntenseQuote"/>
+        <w:pStyle w:val="KeskinTrnak"/>
       </w:pPr>
       <w:r>
         <w:t>conda env create -f environment.yml</w:t>
+      </w:r>
+      <w:r>
         <w:br/>
         <w:t>conda activate agri-systems-repro</w:t>
+      </w:r>
+      <w:r>
         <w:br/>
         <w:t>python run_all.py</w:t>
       </w:r>
     </w:p>
     <w:p>
       <w:pPr>
-        <w:pStyle w:val="Heading1"/>
+        <w:pStyle w:val="Balk1"/>
       </w:pPr>
       <w:r>
         <w:t>5. Expected Outputs</w:t>
@@ -221,12 +279,15 @@
     </w:p>
     <w:p>
       <w:r>
-        <w:t>The workflow reproduces processed datasets, efficiency estimates, productivity indices, regression results, manuscript tables, and figures in the output directories.</w:t>
+        <w:t>The workflow reproduces processed datasets, efficiency estimates, productivity indices, regression results, manuscript tab</w:t>
+      </w:r>
+      <w:r>
+        <w:t>les, and figures in the output directories.</w:t>
       </w:r>
     </w:p>
     <w:p>
       <w:pPr>
-        <w:pStyle w:val="Heading1"/>
+        <w:pStyle w:val="Balk1"/>
       </w:pPr>
       <w:r>
         <w:t>6. Reproducibility Statement</w:t>
@@ -234,12 +295,41 @@
     </w:p>
     <w:p>
       <w:r>
-        <w:t>This repository has been prepared according to open science principles. Source code, documentation, software environment, and data are organized to facilitate transparent and reproducible research. A permanent Zenodo DOI will be added after the first public GitHub release.</w:t>
+        <w:t>This repository has been prepared according to open science principles. Source code, documentation, software environment, and data are organized to facilitate transparent and reproduc</w:t>
+      </w:r>
+      <w:r>
+        <w:t xml:space="preserve">ible research. </w:t>
+      </w:r>
+      <w:r>
+        <w:rPr>
+          <w:rFonts w:ascii="Times New Roman" w:eastAsia="Times New Roman" w:hAnsi="Times New Roman" w:cs="Times New Roman"/>
+          <w:sz w:val="24"/>
+          <w:szCs w:val="24"/>
+        </w:rPr>
+        <w:t xml:space="preserve">The complete replication package (data, code, and computational workflow) is permanently archived on Zenodo and publicly available at </w:t>
+      </w:r>
+      <w:hyperlink r:id="rId7" w:history="1">
+        <w:r>
+          <w:rPr>
+            <w:rStyle w:val="Kpr"/>
+            <w:sz w:val="24"/>
+            <w:szCs w:val="24"/>
+          </w:rPr>
+          <w:t>https://doi.org/10.5281/zenodo.21380280</w:t>
+        </w:r>
+      </w:hyperlink>
+      <w:r>
+        <w:rPr>
+          <w:rFonts w:ascii="Times New Roman" w:eastAsia="Times New Roman" w:hAnsi="Times New Roman" w:cs="Times New Roman"/>
+          <w:sz w:val="24"/>
+          <w:szCs w:val="24"/>
+        </w:rPr>
+        <w:t>.</w:t>
       </w:r>
     </w:p>
     <w:p>
       <w:pPr>
-        <w:pStyle w:val="Heading1"/>
+        <w:pStyle w:val="Balk1"/>
       </w:pPr>
       <w:r>
         <w:t>7. Citation</w:t>
@@ -261,7 +351,7 @@
 </file>
 
 <file path=word/numbering.xml><?xml version="1.0" encoding="utf-8"?>
-<w:numbering xmlns:wpc="http://schemas.microsoft.com/office/word/2010/wordprocessingCanvas" xmlns:mo="http://schemas.microsoft.com/office/mac/office/2008/main" xmlns:mc="http://schemas.openxmlformats.org/markup-compatibility/2006" xmlns:mv="urn:schemas-microsoft-com:mac:vml" xmlns:o="urn:schemas-microsoft-com:office:office" xmlns:r="http://schemas.openxmlformats.org/officeDocument/2006/relationships" xmlns:m="http://schemas.openxmlformats.org/officeDocument/2006/math" xmlns:v="urn:schemas-microsoft-com:vml" xmlns:wp14="http://schemas.microsoft.com/office/word/2010/wordprocessingDrawing" xmlns:wp="http://schemas.openxmlformats.org/drawingml/2006/wordprocessingDrawing" xmlns:w10="urn:schemas-microsoft-com:office:word" xmlns:w="http://schemas.openxmlformats.org/wordprocessingml/2006/main" xmlns:w14="http://schemas.microsoft.com/office/word/2010/wordml" xmlns:wpg="http://schemas.microsoft.com/office/word/2010/wordprocessingGroup" xmlns:wpi="http://schemas.microsoft.com/office/word/2010/wordprocessingInk" xmlns:wne="http://schemas.microsoft.com/office/word/2006/wordml" xmlns:wps="http://schemas.microsoft.com/office/word/2010/wordprocessingShape" mc:Ignorable="w14 wp14">
+<w:numbering xmlns:ve="http://schemas.openxmlformats.org/markup-compatibility/2006" xmlns:o="urn:schemas-microsoft-com:office:office" xmlns:r="http://schemas.openxmlformats.org/officeDocument/2006/relationships" xmlns:m="http://schemas.openxmlformats.org/officeDocument/2006/math" xmlns:v="urn:schemas-microsoft-com:vml" xmlns:wp="http://schemas.openxmlformats.org/drawingml/2006/wordprocessingDrawing" xmlns:w10="urn:schemas-microsoft-com:office:word" xmlns:w="http://schemas.openxmlformats.org/wordprocessingml/2006/main" xmlns:wne="http://schemas.microsoft.com/office/word/2006/wordml">
   <w:abstractNum w:abstractNumId="0">
     <w:nsid w:val="FFFFFF7C"/>
     <w:multiLevelType w:val="singleLevel"/>
@@ -303,7 +393,7 @@
     <w:lvl w:ilvl="0">
       <w:start w:val="1"/>
       <w:numFmt w:val="decimal"/>
-      <w:pStyle w:val="ListNumber3"/>
+      <w:pStyle w:val="ListeNumaras3"/>
       <w:lvlText w:val="%1."/>
       <w:lvlJc w:val="left"/>
       <w:pPr>
@@ -321,7 +411,7 @@
     <w:lvl w:ilvl="0">
       <w:start w:val="1"/>
       <w:numFmt w:val="decimal"/>
-      <w:pStyle w:val="ListNumber2"/>
+      <w:pStyle w:val="ListeNumaras2"/>
       <w:lvlText w:val="%1."/>
       <w:lvlJc w:val="left"/>
       <w:pPr>
@@ -359,7 +449,7 @@
     <w:lvl w:ilvl="0">
       <w:start w:val="1"/>
       <w:numFmt w:val="bullet"/>
-      <w:pStyle w:val="ListBullet3"/>
+      <w:pStyle w:val="ListeMaddemi3"/>
       <w:lvlText w:val=""/>
       <w:lvlJc w:val="left"/>
       <w:pPr>
@@ -380,7 +470,7 @@
     <w:lvl w:ilvl="0">
       <w:start w:val="1"/>
       <w:numFmt w:val="bullet"/>
-      <w:pStyle w:val="ListBullet2"/>
+      <w:pStyle w:val="ListeMaddemi2"/>
       <w:lvlText w:val=""/>
       <w:lvlJc w:val="left"/>
       <w:pPr>
@@ -401,7 +491,7 @@
     <w:lvl w:ilvl="0">
       <w:start w:val="1"/>
       <w:numFmt w:val="decimal"/>
-      <w:pStyle w:val="ListNumber"/>
+      <w:pStyle w:val="ListeNumaras"/>
       <w:lvlText w:val="%1."/>
       <w:lvlJc w:val="left"/>
       <w:pPr>
@@ -419,7 +509,7 @@
     <w:lvl w:ilvl="0">
       <w:start w:val="1"/>
       <w:numFmt w:val="bullet"/>
-      <w:pStyle w:val="ListBullet"/>
+      <w:pStyle w:val="ListeMaddemi"/>
       <w:lvlText w:val=""/>
       <w:lvlJc w:val="left"/>
       <w:pPr>
@@ -464,7 +554,7 @@
 </file>
 
 <file path=word/styles.xml><?xml version="1.0" encoding="utf-8"?>
-<w:styles xmlns:mc="http://schemas.openxmlformats.org/markup-compatibility/2006" xmlns:r="http://schemas.openxmlformats.org/officeDocument/2006/relationships" xmlns:w="http://schemas.openxmlformats.org/wordprocessingml/2006/main" xmlns:w14="http://schemas.microsoft.com/office/word/2010/wordml" mc:Ignorable="w14">
+<w:styles xmlns:r="http://schemas.openxmlformats.org/officeDocument/2006/relationships" xmlns:w="http://schemas.openxmlformats.org/wordprocessingml/2006/main">
   <w:docDefaults>
     <w:rPrDefault>
       <w:rPr>
@@ -480,7 +570,7 @@
       </w:pPr>
     </w:pPrDefault>
   </w:docDefaults>
-  <w:latentStyles w:defLockedState="0" w:defUIPriority="99" w:defSemiHidden="1" w:defUnhideWhenUsed="1" w:defQFormat="0" w:count="276">
+  <w:latentStyles w:defLockedState="0" w:defUIPriority="99" w:defSemiHidden="1" w:defUnhideWhenUsed="1" w:defQFormat="0" w:count="267">
     <w:lsdException w:name="Normal" w:semiHidden="0" w:uiPriority="0" w:unhideWhenUsed="0" w:qFormat="1"/>
     <w:lsdException w:name="heading 1" w:semiHidden="0" w:uiPriority="9" w:unhideWhenUsed="0" w:qFormat="1"/>
     <w:lsdException w:name="heading 2" w:uiPriority="9" w:qFormat="1"/>
@@ -624,55 +714,11 @@
     <w:qFormat/>
     <w:rsid w:val="00FC693F"/>
   </w:style>
-  <w:style w:type="paragraph" w:styleId="Header">
-    <w:name w:val="header"/>
-    <w:basedOn w:val="Normal"/>
-    <w:link w:val="HeaderChar"/>
-    <w:uiPriority w:val="99"/>
-    <w:unhideWhenUsed/>
-    <w:rsid w:val="00E618BF"/>
-    <w:pPr>
-      <w:tabs>
-        <w:tab w:val="center" w:pos="4680"/>
-        <w:tab w:val="right" w:pos="9360"/>
-      </w:tabs>
-      <w:spacing w:after="0" w:line="240" w:lineRule="auto"/>
-    </w:pPr>
-  </w:style>
-  <w:style w:type="character" w:customStyle="1" w:styleId="HeaderChar">
-    <w:name w:val="Header Char"/>
-    <w:basedOn w:val="DefaultParagraphFont"/>
-    <w:link w:val="Header"/>
-    <w:uiPriority w:val="99"/>
-    <w:rsid w:val="00E618BF"/>
-  </w:style>
-  <w:style w:type="paragraph" w:styleId="Footer">
-    <w:name w:val="footer"/>
-    <w:basedOn w:val="Normal"/>
-    <w:link w:val="FooterChar"/>
-    <w:uiPriority w:val="99"/>
-    <w:unhideWhenUsed/>
-    <w:rsid w:val="00E618BF"/>
-    <w:pPr>
-      <w:tabs>
-        <w:tab w:val="center" w:pos="4680"/>
-        <w:tab w:val="right" w:pos="9360"/>
-      </w:tabs>
-      <w:spacing w:after="0" w:line="240" w:lineRule="auto"/>
-    </w:pPr>
-  </w:style>
-  <w:style w:type="character" w:customStyle="1" w:styleId="FooterChar">
-    <w:name w:val="Footer Char"/>
-    <w:basedOn w:val="DefaultParagraphFont"/>
-    <w:link w:val="Footer"/>
-    <w:uiPriority w:val="99"/>
-    <w:rsid w:val="00E618BF"/>
-  </w:style>
-  <w:style w:type="paragraph" w:styleId="Heading1">
+  <w:style w:type="paragraph" w:styleId="Balk1">
     <w:name w:val="heading 1"/>
     <w:basedOn w:val="Normal"/>
     <w:next w:val="Normal"/>
-    <w:link w:val="Heading1Char"/>
+    <w:link w:val="Balk1Char"/>
     <w:uiPriority w:val="9"/>
     <w:qFormat/>
     <w:rsid w:val="00FC693F"/>
@@ -691,11 +737,11 @@
       <w:szCs w:val="28"/>
     </w:rPr>
   </w:style>
-  <w:style w:type="paragraph" w:styleId="Heading2">
+  <w:style w:type="paragraph" w:styleId="Balk2">
     <w:name w:val="heading 2"/>
     <w:basedOn w:val="Normal"/>
     <w:next w:val="Normal"/>
-    <w:link w:val="Heading2Char"/>
+    <w:link w:val="Balk2Char"/>
     <w:uiPriority w:val="9"/>
     <w:unhideWhenUsed/>
     <w:qFormat/>
@@ -715,11 +761,11 @@
       <w:szCs w:val="26"/>
     </w:rPr>
   </w:style>
-  <w:style w:type="paragraph" w:styleId="Heading3">
+  <w:style w:type="paragraph" w:styleId="Balk3">
     <w:name w:val="heading 3"/>
     <w:basedOn w:val="Normal"/>
     <w:next w:val="Normal"/>
-    <w:link w:val="Heading3Char"/>
+    <w:link w:val="Balk3Char"/>
     <w:uiPriority w:val="9"/>
     <w:unhideWhenUsed/>
     <w:qFormat/>
@@ -737,11 +783,11 @@
       <w:color w:val="4F81BD" w:themeColor="accent1"/>
     </w:rPr>
   </w:style>
-  <w:style w:type="paragraph" w:styleId="Heading4">
+  <w:style w:type="paragraph" w:styleId="Balk4">
     <w:name w:val="heading 4"/>
     <w:basedOn w:val="Normal"/>
     <w:next w:val="Normal"/>
-    <w:link w:val="Heading4Char"/>
+    <w:link w:val="Balk4Char"/>
     <w:uiPriority w:val="9"/>
     <w:semiHidden/>
     <w:unhideWhenUsed/>
@@ -762,11 +808,11 @@
       <w:color w:val="4F81BD" w:themeColor="accent1"/>
     </w:rPr>
   </w:style>
-  <w:style w:type="paragraph" w:styleId="Heading5">
+  <w:style w:type="paragraph" w:styleId="Balk5">
     <w:name w:val="heading 5"/>
     <w:basedOn w:val="Normal"/>
     <w:next w:val="Normal"/>
-    <w:link w:val="Heading5Char"/>
+    <w:link w:val="Balk5Char"/>
     <w:uiPriority w:val="9"/>
     <w:semiHidden/>
     <w:unhideWhenUsed/>
@@ -783,11 +829,11 @@
       <w:color w:val="243F60" w:themeColor="accent1" w:themeShade="7F"/>
     </w:rPr>
   </w:style>
-  <w:style w:type="paragraph" w:styleId="Heading6">
+  <w:style w:type="paragraph" w:styleId="Balk6">
     <w:name w:val="heading 6"/>
     <w:basedOn w:val="Normal"/>
     <w:next w:val="Normal"/>
-    <w:link w:val="Heading6Char"/>
+    <w:link w:val="Balk6Char"/>
     <w:uiPriority w:val="9"/>
     <w:semiHidden/>
     <w:unhideWhenUsed/>
@@ -806,11 +852,11 @@
       <w:color w:val="243F60" w:themeColor="accent1" w:themeShade="7F"/>
     </w:rPr>
   </w:style>
-  <w:style w:type="paragraph" w:styleId="Heading7">
+  <w:style w:type="paragraph" w:styleId="Balk7">
     <w:name w:val="heading 7"/>
     <w:basedOn w:val="Normal"/>
     <w:next w:val="Normal"/>
-    <w:link w:val="Heading7Char"/>
+    <w:link w:val="Balk7Char"/>
     <w:uiPriority w:val="9"/>
     <w:semiHidden/>
     <w:unhideWhenUsed/>
@@ -829,11 +875,11 @@
       <w:color w:val="404040" w:themeColor="text1" w:themeTint="BF"/>
     </w:rPr>
   </w:style>
-  <w:style w:type="paragraph" w:styleId="Heading8">
+  <w:style w:type="paragraph" w:styleId="Balk8">
     <w:name w:val="heading 8"/>
     <w:basedOn w:val="Normal"/>
     <w:next w:val="Normal"/>
-    <w:link w:val="Heading8Char"/>
+    <w:link w:val="Balk8Char"/>
     <w:uiPriority w:val="9"/>
     <w:semiHidden/>
     <w:unhideWhenUsed/>
@@ -852,11 +898,11 @@
       <w:szCs w:val="20"/>
     </w:rPr>
   </w:style>
-  <w:style w:type="paragraph" w:styleId="Heading9">
+  <w:style w:type="paragraph" w:styleId="Balk9">
     <w:name w:val="heading 9"/>
     <w:basedOn w:val="Normal"/>
     <w:next w:val="Normal"/>
-    <w:link w:val="Heading9Char"/>
+    <w:link w:val="Balk9Char"/>
     <w:uiPriority w:val="9"/>
     <w:semiHidden/>
     <w:unhideWhenUsed/>
@@ -877,17 +923,18 @@
       <w:szCs w:val="20"/>
     </w:rPr>
   </w:style>
-  <w:style w:type="character" w:default="1" w:styleId="DefaultParagraphFont">
+  <w:style w:type="character" w:default="1" w:styleId="VarsaylanParagrafYazTipi">
     <w:name w:val="Default Paragraph Font"/>
     <w:uiPriority w:val="1"/>
     <w:semiHidden/>
     <w:unhideWhenUsed/>
   </w:style>
-  <w:style w:type="table" w:default="1" w:styleId="TableNormal">
+  <w:style w:type="table" w:default="1" w:styleId="NormalTablo">
     <w:name w:val="Normal Table"/>
     <w:uiPriority w:val="99"/>
     <w:semiHidden/>
     <w:unhideWhenUsed/>
+    <w:qFormat/>
     <w:tblPr>
       <w:tblInd w:w="0" w:type="dxa"/>
       <w:tblCellMar>
@@ -898,13 +945,57 @@
       </w:tblCellMar>
     </w:tblPr>
   </w:style>
-  <w:style w:type="numbering" w:default="1" w:styleId="NoList">
+  <w:style w:type="numbering" w:default="1" w:styleId="ListeYok">
     <w:name w:val="No List"/>
     <w:uiPriority w:val="99"/>
     <w:semiHidden/>
     <w:unhideWhenUsed/>
   </w:style>
-  <w:style w:type="paragraph" w:styleId="NoSpacing">
+  <w:style w:type="paragraph" w:styleId="stbilgi">
+    <w:name w:val="header"/>
+    <w:basedOn w:val="Normal"/>
+    <w:link w:val="stbilgiChar"/>
+    <w:uiPriority w:val="99"/>
+    <w:unhideWhenUsed/>
+    <w:rsid w:val="00E618BF"/>
+    <w:pPr>
+      <w:tabs>
+        <w:tab w:val="center" w:pos="4680"/>
+        <w:tab w:val="right" w:pos="9360"/>
+      </w:tabs>
+      <w:spacing w:after="0" w:line="240" w:lineRule="auto"/>
+    </w:pPr>
+  </w:style>
+  <w:style w:type="character" w:customStyle="1" w:styleId="stbilgiChar">
+    <w:name w:val="Üstbilgi Char"/>
+    <w:basedOn w:val="VarsaylanParagrafYazTipi"/>
+    <w:link w:val="stbilgi"/>
+    <w:uiPriority w:val="99"/>
+    <w:rsid w:val="00E618BF"/>
+  </w:style>
+  <w:style w:type="paragraph" w:styleId="Altbilgi">
+    <w:name w:val="footer"/>
+    <w:basedOn w:val="Normal"/>
+    <w:link w:val="AltbilgiChar"/>
+    <w:uiPriority w:val="99"/>
+    <w:unhideWhenUsed/>
+    <w:rsid w:val="00E618BF"/>
+    <w:pPr>
+      <w:tabs>
+        <w:tab w:val="center" w:pos="4680"/>
+        <w:tab w:val="right" w:pos="9360"/>
+      </w:tabs>
+      <w:spacing w:after="0" w:line="240" w:lineRule="auto"/>
+    </w:pPr>
+  </w:style>
+  <w:style w:type="character" w:customStyle="1" w:styleId="AltbilgiChar">
+    <w:name w:val="Altbilgi Char"/>
+    <w:basedOn w:val="VarsaylanParagrafYazTipi"/>
+    <w:link w:val="Altbilgi"/>
+    <w:uiPriority w:val="99"/>
+    <w:rsid w:val="00E618BF"/>
+  </w:style>
+  <w:style w:type="paragraph" w:styleId="AralkYok">
     <w:name w:val="No Spacing"/>
     <w:uiPriority w:val="1"/>
     <w:qFormat/>
@@ -913,10 +1004,10 @@
       <w:spacing w:after="0" w:line="240" w:lineRule="auto"/>
     </w:pPr>
   </w:style>
-  <w:style w:type="character" w:customStyle="1" w:styleId="Heading1Char">
-    <w:name w:val="Heading 1 Char"/>
-    <w:basedOn w:val="DefaultParagraphFont"/>
-    <w:link w:val="Heading1"/>
+  <w:style w:type="character" w:customStyle="1" w:styleId="Balk1Char">
+    <w:name w:val="Başlık 1 Char"/>
+    <w:basedOn w:val="VarsaylanParagrafYazTipi"/>
+    <w:link w:val="Balk1"/>
     <w:uiPriority w:val="9"/>
     <w:rsid w:val="00FC693F"/>
     <w:rPr>
@@ -928,10 +1019,10 @@
       <w:szCs w:val="28"/>
     </w:rPr>
   </w:style>
-  <w:style w:type="character" w:customStyle="1" w:styleId="Heading2Char">
-    <w:name w:val="Heading 2 Char"/>
-    <w:basedOn w:val="DefaultParagraphFont"/>
-    <w:link w:val="Heading2"/>
+  <w:style w:type="character" w:customStyle="1" w:styleId="Balk2Char">
+    <w:name w:val="Başlık 2 Char"/>
+    <w:basedOn w:val="VarsaylanParagrafYazTipi"/>
+    <w:link w:val="Balk2"/>
     <w:uiPriority w:val="9"/>
     <w:rsid w:val="00FC693F"/>
     <w:rPr>
@@ -943,10 +1034,10 @@
       <w:szCs w:val="26"/>
     </w:rPr>
   </w:style>
-  <w:style w:type="character" w:customStyle="1" w:styleId="Heading3Char">
-    <w:name w:val="Heading 3 Char"/>
-    <w:basedOn w:val="DefaultParagraphFont"/>
-    <w:link w:val="Heading3"/>
+  <w:style w:type="character" w:customStyle="1" w:styleId="Balk3Char">
+    <w:name w:val="Başlık 3 Char"/>
+    <w:basedOn w:val="VarsaylanParagrafYazTipi"/>
+    <w:link w:val="Balk3"/>
     <w:uiPriority w:val="9"/>
     <w:rsid w:val="00FC693F"/>
     <w:rPr>
@@ -956,11 +1047,11 @@
       <w:color w:val="4F81BD" w:themeColor="accent1"/>
     </w:rPr>
   </w:style>
-  <w:style w:type="paragraph" w:styleId="Title">
+  <w:style w:type="paragraph" w:styleId="KonuBal">
     <w:name w:val="Title"/>
     <w:basedOn w:val="Normal"/>
     <w:next w:val="Normal"/>
-    <w:link w:val="TitleChar"/>
+    <w:link w:val="KonuBalChar"/>
     <w:uiPriority w:val="10"/>
     <w:qFormat/>
     <w:rsid w:val="00FC693F"/>
@@ -980,10 +1071,10 @@
       <w:szCs w:val="52"/>
     </w:rPr>
   </w:style>
-  <w:style w:type="character" w:customStyle="1" w:styleId="TitleChar">
-    <w:name w:val="Title Char"/>
-    <w:basedOn w:val="DefaultParagraphFont"/>
-    <w:link w:val="Title"/>
+  <w:style w:type="character" w:customStyle="1" w:styleId="KonuBalChar">
+    <w:name w:val="Konu Başlığı Char"/>
+    <w:basedOn w:val="VarsaylanParagrafYazTipi"/>
+    <w:link w:val="KonuBal"/>
     <w:uiPriority w:val="10"/>
     <w:rsid w:val="00FC693F"/>
     <w:rPr>
@@ -995,11 +1086,11 @@
       <w:szCs w:val="52"/>
     </w:rPr>
   </w:style>
-  <w:style w:type="paragraph" w:styleId="Subtitle">
+  <w:style w:type="paragraph" w:styleId="AltKonuBal">
     <w:name w:val="Subtitle"/>
     <w:basedOn w:val="Normal"/>
     <w:next w:val="Normal"/>
-    <w:link w:val="SubtitleChar"/>
+    <w:link w:val="AltKonuBalChar"/>
     <w:uiPriority w:val="11"/>
     <w:qFormat/>
     <w:rsid w:val="00FC693F"/>
@@ -1018,10 +1109,10 @@
       <w:szCs w:val="24"/>
     </w:rPr>
   </w:style>
-  <w:style w:type="character" w:customStyle="1" w:styleId="SubtitleChar">
-    <w:name w:val="Subtitle Char"/>
-    <w:basedOn w:val="DefaultParagraphFont"/>
-    <w:link w:val="Subtitle"/>
+  <w:style w:type="character" w:customStyle="1" w:styleId="AltKonuBalChar">
+    <w:name w:val="Alt Konu Başlığı Char"/>
+    <w:basedOn w:val="VarsaylanParagrafYazTipi"/>
+    <w:link w:val="AltKonuBal"/>
     <w:uiPriority w:val="11"/>
     <w:rsid w:val="00FC693F"/>
     <w:rPr>
@@ -1034,7 +1125,7 @@
       <w:szCs w:val="24"/>
     </w:rPr>
   </w:style>
-  <w:style w:type="paragraph" w:styleId="ListParagraph">
+  <w:style w:type="paragraph" w:styleId="ListeParagraf">
     <w:name w:val="List Paragraph"/>
     <w:basedOn w:val="Normal"/>
     <w:uiPriority w:val="34"/>
@@ -1045,10 +1136,10 @@
       <w:contextualSpacing/>
     </w:pPr>
   </w:style>
-  <w:style w:type="paragraph" w:styleId="BodyText">
+  <w:style w:type="paragraph" w:styleId="GvdeMetni">
     <w:name w:val="Body Text"/>
     <w:basedOn w:val="Normal"/>
-    <w:link w:val="BodyTextChar"/>
+    <w:link w:val="GvdeMetniChar"/>
     <w:uiPriority w:val="99"/>
     <w:unhideWhenUsed/>
     <w:rsid w:val="00AA1D8D"/>
@@ -1056,17 +1147,17 @@
       <w:spacing w:after="120"/>
     </w:pPr>
   </w:style>
-  <w:style w:type="character" w:customStyle="1" w:styleId="BodyTextChar">
-    <w:name w:val="Body Text Char"/>
-    <w:basedOn w:val="DefaultParagraphFont"/>
-    <w:link w:val="BodyText"/>
+  <w:style w:type="character" w:customStyle="1" w:styleId="GvdeMetniChar">
+    <w:name w:val="Gövde Metni Char"/>
+    <w:basedOn w:val="VarsaylanParagrafYazTipi"/>
+    <w:link w:val="GvdeMetni"/>
     <w:uiPriority w:val="99"/>
     <w:rsid w:val="00AA1D8D"/>
   </w:style>
-  <w:style w:type="paragraph" w:styleId="BodyText2">
+  <w:style w:type="paragraph" w:styleId="GvdeMetni2">
     <w:name w:val="Body Text 2"/>
     <w:basedOn w:val="Normal"/>
-    <w:link w:val="BodyText2Char"/>
+    <w:link w:val="GvdeMetni2Char"/>
     <w:uiPriority w:val="99"/>
     <w:unhideWhenUsed/>
     <w:rsid w:val="00AA1D8D"/>
@@ -1074,17 +1165,17 @@
       <w:spacing w:after="120" w:line="480" w:lineRule="auto"/>
     </w:pPr>
   </w:style>
-  <w:style w:type="character" w:customStyle="1" w:styleId="BodyText2Char">
-    <w:name w:val="Body Text 2 Char"/>
-    <w:basedOn w:val="DefaultParagraphFont"/>
-    <w:link w:val="BodyText2"/>
+  <w:style w:type="character" w:customStyle="1" w:styleId="GvdeMetni2Char">
+    <w:name w:val="Gövde Metni 2 Char"/>
+    <w:basedOn w:val="VarsaylanParagrafYazTipi"/>
+    <w:link w:val="GvdeMetni2"/>
     <w:uiPriority w:val="99"/>
     <w:rsid w:val="00AA1D8D"/>
   </w:style>
-  <w:style w:type="paragraph" w:styleId="BodyText3">
+  <w:style w:type="paragraph" w:styleId="GvdeMetni3">
     <w:name w:val="Body Text 3"/>
     <w:basedOn w:val="Normal"/>
-    <w:link w:val="BodyText3Char"/>
+    <w:link w:val="GvdeMetni3Char"/>
     <w:uiPriority w:val="99"/>
     <w:unhideWhenUsed/>
     <w:rsid w:val="00AA1D8D"/>
@@ -1096,10 +1187,10 @@
       <w:szCs w:val="16"/>
     </w:rPr>
   </w:style>
-  <w:style w:type="character" w:customStyle="1" w:styleId="BodyText3Char">
-    <w:name w:val="Body Text 3 Char"/>
-    <w:basedOn w:val="DefaultParagraphFont"/>
-    <w:link w:val="BodyText3"/>
+  <w:style w:type="character" w:customStyle="1" w:styleId="GvdeMetni3Char">
+    <w:name w:val="Gövde Metni 3 Char"/>
+    <w:basedOn w:val="VarsaylanParagrafYazTipi"/>
+    <w:link w:val="GvdeMetni3"/>
     <w:uiPriority w:val="99"/>
     <w:rsid w:val="00AA1D8D"/>
     <w:rPr>
@@ -1107,7 +1198,7 @@
       <w:szCs w:val="16"/>
     </w:rPr>
   </w:style>
-  <w:style w:type="paragraph" w:styleId="List">
+  <w:style w:type="paragraph" w:styleId="Liste">
     <w:name w:val="List"/>
     <w:basedOn w:val="Normal"/>
     <w:uiPriority w:val="99"/>
@@ -1118,7 +1209,7 @@
       <w:contextualSpacing/>
     </w:pPr>
   </w:style>
-  <w:style w:type="paragraph" w:styleId="List2">
+  <w:style w:type="paragraph" w:styleId="Liste2">
     <w:name w:val="List 2"/>
     <w:basedOn w:val="Normal"/>
     <w:uiPriority w:val="99"/>
@@ -1129,7 +1220,7 @@
       <w:contextualSpacing/>
     </w:pPr>
   </w:style>
-  <w:style w:type="paragraph" w:styleId="List3">
+  <w:style w:type="paragraph" w:styleId="Liste3">
     <w:name w:val="List 3"/>
     <w:basedOn w:val="Normal"/>
     <w:uiPriority w:val="99"/>
@@ -1140,7 +1231,7 @@
       <w:contextualSpacing/>
     </w:pPr>
   </w:style>
-  <w:style w:type="paragraph" w:styleId="ListBullet">
+  <w:style w:type="paragraph" w:styleId="ListeMaddemi">
     <w:name w:val="List Bullet"/>
     <w:basedOn w:val="Normal"/>
     <w:uiPriority w:val="99"/>
@@ -1153,7 +1244,7 @@
       <w:contextualSpacing/>
     </w:pPr>
   </w:style>
-  <w:style w:type="paragraph" w:styleId="ListBullet2">
+  <w:style w:type="paragraph" w:styleId="ListeMaddemi2">
     <w:name w:val="List Bullet 2"/>
     <w:basedOn w:val="Normal"/>
     <w:uiPriority w:val="99"/>
@@ -1166,7 +1257,7 @@
       <w:contextualSpacing/>
     </w:pPr>
   </w:style>
-  <w:style w:type="paragraph" w:styleId="ListBullet3">
+  <w:style w:type="paragraph" w:styleId="ListeMaddemi3">
     <w:name w:val="List Bullet 3"/>
     <w:basedOn w:val="Normal"/>
     <w:uiPriority w:val="99"/>
@@ -1179,7 +1270,7 @@
       <w:contextualSpacing/>
     </w:pPr>
   </w:style>
-  <w:style w:type="paragraph" w:styleId="ListNumber">
+  <w:style w:type="paragraph" w:styleId="ListeNumaras">
     <w:name w:val="List Number"/>
     <w:basedOn w:val="Normal"/>
     <w:uiPriority w:val="99"/>
@@ -1192,7 +1283,7 @@
       <w:contextualSpacing/>
     </w:pPr>
   </w:style>
-  <w:style w:type="paragraph" w:styleId="ListNumber2">
+  <w:style w:type="paragraph" w:styleId="ListeNumaras2">
     <w:name w:val="List Number 2"/>
     <w:basedOn w:val="Normal"/>
     <w:uiPriority w:val="99"/>
@@ -1205,7 +1296,7 @@
       <w:contextualSpacing/>
     </w:pPr>
   </w:style>
-  <w:style w:type="paragraph" w:styleId="ListNumber3">
+  <w:style w:type="paragraph" w:styleId="ListeNumaras3">
     <w:name w:val="List Number 3"/>
     <w:basedOn w:val="Normal"/>
     <w:uiPriority w:val="99"/>
@@ -1218,7 +1309,7 @@
       <w:contextualSpacing/>
     </w:pPr>
   </w:style>
-  <w:style w:type="paragraph" w:styleId="ListContinue">
+  <w:style w:type="paragraph" w:styleId="ListeDevam">
     <w:name w:val="List Continue"/>
     <w:basedOn w:val="Normal"/>
     <w:uiPriority w:val="99"/>
@@ -1230,7 +1321,7 @@
       <w:contextualSpacing/>
     </w:pPr>
   </w:style>
-  <w:style w:type="paragraph" w:styleId="ListContinue2">
+  <w:style w:type="paragraph" w:styleId="ListeDevam2">
     <w:name w:val="List Continue 2"/>
     <w:basedOn w:val="Normal"/>
     <w:uiPriority w:val="99"/>
@@ -1242,7 +1333,7 @@
       <w:contextualSpacing/>
     </w:pPr>
   </w:style>
-  <w:style w:type="paragraph" w:styleId="ListContinue3">
+  <w:style w:type="paragraph" w:styleId="ListeDevam3">
     <w:name w:val="List Continue 3"/>
     <w:basedOn w:val="Normal"/>
     <w:uiPriority w:val="99"/>
@@ -1254,9 +1345,9 @@
       <w:contextualSpacing/>
     </w:pPr>
   </w:style>
-  <w:style w:type="paragraph" w:styleId="MacroText">
+  <w:style w:type="paragraph" w:styleId="MakroMetni">
     <w:name w:val="macro"/>
-    <w:link w:val="MacroTextChar"/>
+    <w:link w:val="MakroMetniChar"/>
     <w:uiPriority w:val="99"/>
     <w:unhideWhenUsed/>
     <w:rsid w:val="0029639D"/>
@@ -1277,10 +1368,10 @@
       <w:szCs w:val="20"/>
     </w:rPr>
   </w:style>
-  <w:style w:type="character" w:customStyle="1" w:styleId="MacroTextChar">
-    <w:name w:val="Macro Text Char"/>
-    <w:basedOn w:val="DefaultParagraphFont"/>
-    <w:link w:val="MacroText"/>
+  <w:style w:type="character" w:customStyle="1" w:styleId="MakroMetniChar">
+    <w:name w:val="Makro Metni Char"/>
+    <w:basedOn w:val="VarsaylanParagrafYazTipi"/>
+    <w:link w:val="MakroMetni"/>
     <w:uiPriority w:val="99"/>
     <w:rsid w:val="0029639D"/>
     <w:rPr>
@@ -1289,11 +1380,11 @@
       <w:szCs w:val="20"/>
     </w:rPr>
   </w:style>
-  <w:style w:type="paragraph" w:styleId="Quote">
+  <w:style w:type="paragraph" w:styleId="Trnak">
     <w:name w:val="Quote"/>
     <w:basedOn w:val="Normal"/>
     <w:next w:val="Normal"/>
-    <w:link w:val="QuoteChar"/>
+    <w:link w:val="TrnakChar"/>
     <w:uiPriority w:val="29"/>
     <w:qFormat/>
     <w:rsid w:val="00FC693F"/>
@@ -1303,10 +1394,10 @@
       <w:color w:val="000000" w:themeColor="text1"/>
     </w:rPr>
   </w:style>
-  <w:style w:type="character" w:customStyle="1" w:styleId="QuoteChar">
-    <w:name w:val="Quote Char"/>
-    <w:basedOn w:val="DefaultParagraphFont"/>
-    <w:link w:val="Quote"/>
+  <w:style w:type="character" w:customStyle="1" w:styleId="TrnakChar">
+    <w:name w:val="Tırnak Char"/>
+    <w:basedOn w:val="VarsaylanParagrafYazTipi"/>
+    <w:link w:val="Trnak"/>
     <w:uiPriority w:val="29"/>
     <w:rsid w:val="00FC693F"/>
     <w:rPr>
@@ -1315,10 +1406,10 @@
       <w:color w:val="000000" w:themeColor="text1"/>
     </w:rPr>
   </w:style>
-  <w:style w:type="character" w:customStyle="1" w:styleId="Heading4Char">
-    <w:name w:val="Heading 4 Char"/>
-    <w:basedOn w:val="DefaultParagraphFont"/>
-    <w:link w:val="Heading4"/>
+  <w:style w:type="character" w:customStyle="1" w:styleId="Balk4Char">
+    <w:name w:val="Başlık 4 Char"/>
+    <w:basedOn w:val="VarsaylanParagrafYazTipi"/>
+    <w:link w:val="Balk4"/>
     <w:uiPriority w:val="9"/>
     <w:semiHidden/>
     <w:rsid w:val="00FC693F"/>
@@ -1331,10 +1422,10 @@
       <w:color w:val="4F81BD" w:themeColor="accent1"/>
     </w:rPr>
   </w:style>
-  <w:style w:type="character" w:customStyle="1" w:styleId="Heading5Char">
-    <w:name w:val="Heading 5 Char"/>
-    <w:basedOn w:val="DefaultParagraphFont"/>
-    <w:link w:val="Heading5"/>
+  <w:style w:type="character" w:customStyle="1" w:styleId="Balk5Char">
+    <w:name w:val="Başlık 5 Char"/>
+    <w:basedOn w:val="VarsaylanParagrafYazTipi"/>
+    <w:link w:val="Balk5"/>
     <w:uiPriority w:val="9"/>
     <w:semiHidden/>
     <w:rsid w:val="00FC693F"/>
@@ -1343,10 +1434,10 @@
       <w:color w:val="243F60" w:themeColor="accent1" w:themeShade="7F"/>
     </w:rPr>
   </w:style>
-  <w:style w:type="character" w:customStyle="1" w:styleId="Heading6Char">
-    <w:name w:val="Heading 6 Char"/>
-    <w:basedOn w:val="DefaultParagraphFont"/>
-    <w:link w:val="Heading6"/>
+  <w:style w:type="character" w:customStyle="1" w:styleId="Balk6Char">
+    <w:name w:val="Başlık 6 Char"/>
+    <w:basedOn w:val="VarsaylanParagrafYazTipi"/>
+    <w:link w:val="Balk6"/>
     <w:uiPriority w:val="9"/>
     <w:semiHidden/>
     <w:rsid w:val="00FC693F"/>
@@ -1357,10 +1448,10 @@
       <w:color w:val="243F60" w:themeColor="accent1" w:themeShade="7F"/>
     </w:rPr>
   </w:style>
-  <w:style w:type="character" w:customStyle="1" w:styleId="Heading7Char">
-    <w:name w:val="Heading 7 Char"/>
-    <w:basedOn w:val="DefaultParagraphFont"/>
-    <w:link w:val="Heading7"/>
+  <w:style w:type="character" w:customStyle="1" w:styleId="Balk7Char">
+    <w:name w:val="Başlık 7 Char"/>
+    <w:basedOn w:val="VarsaylanParagrafYazTipi"/>
+    <w:link w:val="Balk7"/>
     <w:uiPriority w:val="9"/>
     <w:semiHidden/>
     <w:rsid w:val="00FC693F"/>
@@ -1371,10 +1462,10 @@
       <w:color w:val="404040" w:themeColor="text1" w:themeTint="BF"/>
     </w:rPr>
   </w:style>
-  <w:style w:type="character" w:customStyle="1" w:styleId="Heading8Char">
-    <w:name w:val="Heading 8 Char"/>
-    <w:basedOn w:val="DefaultParagraphFont"/>
-    <w:link w:val="Heading8"/>
+  <w:style w:type="character" w:customStyle="1" w:styleId="Balk8Char">
+    <w:name w:val="Başlık 8 Char"/>
+    <w:basedOn w:val="VarsaylanParagrafYazTipi"/>
+    <w:link w:val="Balk8"/>
     <w:uiPriority w:val="9"/>
     <w:semiHidden/>
     <w:rsid w:val="00FC693F"/>
@@ -1385,10 +1476,10 @@
       <w:szCs w:val="20"/>
     </w:rPr>
   </w:style>
-  <w:style w:type="character" w:customStyle="1" w:styleId="Heading9Char">
-    <w:name w:val="Heading 9 Char"/>
-    <w:basedOn w:val="DefaultParagraphFont"/>
-    <w:link w:val="Heading9"/>
+  <w:style w:type="character" w:customStyle="1" w:styleId="Balk9Char">
+    <w:name w:val="Başlık 9 Char"/>
+    <w:basedOn w:val="VarsaylanParagrafYazTipi"/>
+    <w:link w:val="Balk9"/>
     <w:uiPriority w:val="9"/>
     <w:semiHidden/>
     <w:rsid w:val="00FC693F"/>
@@ -1401,7 +1492,7 @@
       <w:szCs w:val="20"/>
     </w:rPr>
   </w:style>
-  <w:style w:type="paragraph" w:styleId="Caption">
+  <w:style w:type="paragraph" w:styleId="ResimYazs">
     <w:name w:val="caption"/>
     <w:basedOn w:val="Normal"/>
     <w:next w:val="Normal"/>
@@ -1421,9 +1512,9 @@
       <w:szCs w:val="18"/>
     </w:rPr>
   </w:style>
-  <w:style w:type="character" w:styleId="Strong">
+  <w:style w:type="character" w:styleId="Gl">
     <w:name w:val="Strong"/>
-    <w:basedOn w:val="DefaultParagraphFont"/>
+    <w:basedOn w:val="VarsaylanParagrafYazTipi"/>
     <w:uiPriority w:val="22"/>
     <w:qFormat/>
     <w:rsid w:val="00FC693F"/>
@@ -1432,9 +1523,9 @@
       <w:bCs/>
     </w:rPr>
   </w:style>
-  <w:style w:type="character" w:styleId="Emphasis">
+  <w:style w:type="character" w:styleId="Vurgu">
     <w:name w:val="Emphasis"/>
-    <w:basedOn w:val="DefaultParagraphFont"/>
+    <w:basedOn w:val="VarsaylanParagrafYazTipi"/>
     <w:uiPriority w:val="20"/>
     <w:qFormat/>
     <w:rsid w:val="00FC693F"/>
@@ -1443,11 +1534,11 @@
       <w:iCs/>
     </w:rPr>
   </w:style>
-  <w:style w:type="paragraph" w:styleId="IntenseQuote">
+  <w:style w:type="paragraph" w:styleId="KeskinTrnak">
     <w:name w:val="Intense Quote"/>
     <w:basedOn w:val="Normal"/>
     <w:next w:val="Normal"/>
-    <w:link w:val="IntenseQuoteChar"/>
+    <w:link w:val="KeskinTrnakChar"/>
     <w:uiPriority w:val="30"/>
     <w:qFormat/>
     <w:rsid w:val="00FC693F"/>
@@ -1466,10 +1557,10 @@
       <w:color w:val="4F81BD" w:themeColor="accent1"/>
     </w:rPr>
   </w:style>
-  <w:style w:type="character" w:customStyle="1" w:styleId="IntenseQuoteChar">
-    <w:name w:val="Intense Quote Char"/>
-    <w:basedOn w:val="DefaultParagraphFont"/>
-    <w:link w:val="IntenseQuote"/>
+  <w:style w:type="character" w:customStyle="1" w:styleId="KeskinTrnakChar">
+    <w:name w:val="Keskin Tırnak Char"/>
+    <w:basedOn w:val="VarsaylanParagrafYazTipi"/>
+    <w:link w:val="KeskinTrnak"/>
     <w:uiPriority w:val="30"/>
     <w:rsid w:val="00FC693F"/>
     <w:rPr>
@@ -1480,9 +1571,9 @@
       <w:color w:val="4F81BD" w:themeColor="accent1"/>
     </w:rPr>
   </w:style>
-  <w:style w:type="character" w:styleId="SubtleEmphasis">
+  <w:style w:type="character" w:styleId="HafifVurgulama">
     <w:name w:val="Subtle Emphasis"/>
-    <w:basedOn w:val="DefaultParagraphFont"/>
+    <w:basedOn w:val="VarsaylanParagrafYazTipi"/>
     <w:uiPriority w:val="19"/>
     <w:qFormat/>
     <w:rsid w:val="00FC693F"/>
@@ -1492,9 +1583,9 @@
       <w:color w:val="808080" w:themeColor="text1" w:themeTint="7F"/>
     </w:rPr>
   </w:style>
-  <w:style w:type="character" w:styleId="IntenseEmphasis">
+  <w:style w:type="character" w:styleId="GlVurgulama">
     <w:name w:val="Intense Emphasis"/>
-    <w:basedOn w:val="DefaultParagraphFont"/>
+    <w:basedOn w:val="VarsaylanParagrafYazTipi"/>
     <w:uiPriority w:val="21"/>
     <w:qFormat/>
     <w:rsid w:val="00FC693F"/>
@@ -1506,9 +1597,9 @@
       <w:color w:val="4F81BD" w:themeColor="accent1"/>
     </w:rPr>
   </w:style>
-  <w:style w:type="character" w:styleId="SubtleReference">
+  <w:style w:type="character" w:styleId="HafifBavuru">
     <w:name w:val="Subtle Reference"/>
-    <w:basedOn w:val="DefaultParagraphFont"/>
+    <w:basedOn w:val="VarsaylanParagrafYazTipi"/>
     <w:uiPriority w:val="31"/>
     <w:qFormat/>
     <w:rsid w:val="00FC693F"/>
@@ -1518,9 +1609,9 @@
       <w:u w:val="single"/>
     </w:rPr>
   </w:style>
-  <w:style w:type="character" w:styleId="IntenseReference">
+  <w:style w:type="character" w:styleId="GlBavuru">
     <w:name w:val="Intense Reference"/>
-    <w:basedOn w:val="DefaultParagraphFont"/>
+    <w:basedOn w:val="VarsaylanParagrafYazTipi"/>
     <w:uiPriority w:val="32"/>
     <w:qFormat/>
     <w:rsid w:val="00FC693F"/>
@@ -1533,9 +1624,9 @@
       <w:u w:val="single"/>
     </w:rPr>
   </w:style>
-  <w:style w:type="character" w:styleId="BookTitle">
+  <w:style w:type="character" w:styleId="KitapBal">
     <w:name w:val="Book Title"/>
-    <w:basedOn w:val="DefaultParagraphFont"/>
+    <w:basedOn w:val="VarsaylanParagrafYazTipi"/>
     <w:uiPriority w:val="33"/>
     <w:qFormat/>
     <w:rsid w:val="00FC693F"/>
@@ -1546,9 +1637,9 @@
       <w:spacing w:val="5"/>
     </w:rPr>
   </w:style>
-  <w:style w:type="paragraph" w:styleId="TOCHeading">
+  <w:style w:type="paragraph" w:styleId="TBal">
     <w:name w:val="TOC Heading"/>
-    <w:basedOn w:val="Heading1"/>
+    <w:basedOn w:val="Balk1"/>
     <w:next w:val="Normal"/>
     <w:uiPriority w:val="39"/>
     <w:semiHidden/>
@@ -1559,9 +1650,9 @@
       <w:outlineLvl w:val="9"/>
     </w:pPr>
   </w:style>
-  <w:style w:type="table" w:styleId="TableGrid">
+  <w:style w:type="table" w:styleId="TabloKlavuzu">
     <w:name w:val="Table Grid"/>
-    <w:basedOn w:val="TableNormal"/>
+    <w:basedOn w:val="NormalTablo"/>
     <w:uiPriority w:val="59"/>
     <w:rsid w:val="00FC693F"/>
     <w:pPr>
@@ -1585,9 +1676,9 @@
       </w:tblCellMar>
     </w:tblPr>
   </w:style>
-  <w:style w:type="table" w:styleId="LightShading">
+  <w:style w:type="table" w:customStyle="1" w:styleId="AkGlgeleme">
     <w:name w:val="Light Shading"/>
-    <w:basedOn w:val="TableNormal"/>
+    <w:basedOn w:val="NormalTablo"/>
     <w:uiPriority w:val="60"/>
     <w:rsid w:val="00FC693F"/>
     <w:pPr>
@@ -1688,9 +1779,9 @@
       </w:tcPr>
     </w:tblStylePr>
   </w:style>
-  <w:style w:type="table" w:styleId="LightShading-Accent1">
+  <w:style w:type="table" w:customStyle="1" w:styleId="AkGlgeleme-Vurgu1">
     <w:name w:val="Light Shading Accent 1"/>
-    <w:basedOn w:val="TableNormal"/>
+    <w:basedOn w:val="NormalTablo"/>
     <w:uiPriority w:val="60"/>
     <w:rsid w:val="00FC693F"/>
     <w:pPr>
@@ -1791,9 +1882,9 @@
       </w:tcPr>
     </w:tblStylePr>
   </w:style>
-  <w:style w:type="table" w:styleId="LightShading-Accent2">
+  <w:style w:type="table" w:styleId="AkGlgeleme-Vurgu2">
     <w:name w:val="Light Shading Accent 2"/>
-    <w:basedOn w:val="TableNormal"/>
+    <w:basedOn w:val="NormalTablo"/>
     <w:uiPriority w:val="60"/>
     <w:rsid w:val="00FC693F"/>
     <w:pPr>
@@ -1894,9 +1985,9 @@
       </w:tcPr>
     </w:tblStylePr>
   </w:style>
-  <w:style w:type="table" w:styleId="LightShading-Accent3">
+  <w:style w:type="table" w:styleId="AkGlgeleme-Vurgu3">
     <w:name w:val="Light Shading Accent 3"/>
-    <w:basedOn w:val="TableNormal"/>
+    <w:basedOn w:val="NormalTablo"/>
     <w:uiPriority w:val="60"/>
     <w:rsid w:val="00FC693F"/>
     <w:pPr>
@@ -1997,9 +2088,9 @@
       </w:tcPr>
     </w:tblStylePr>
   </w:style>
-  <w:style w:type="table" w:styleId="LightShading-Accent4">
+  <w:style w:type="table" w:styleId="AkGlgeleme-Vurgu4">
     <w:name w:val="Light Shading Accent 4"/>
-    <w:basedOn w:val="TableNormal"/>
+    <w:basedOn w:val="NormalTablo"/>
     <w:uiPriority w:val="60"/>
     <w:rsid w:val="00FC693F"/>
     <w:pPr>
@@ -2100,9 +2191,9 @@
       </w:tcPr>
     </w:tblStylePr>
   </w:style>
-  <w:style w:type="table" w:styleId="LightShading-Accent5">
+  <w:style w:type="table" w:styleId="AkGlgeleme-Vurgu5">
     <w:name w:val="Light Shading Accent 5"/>
-    <w:basedOn w:val="TableNormal"/>
+    <w:basedOn w:val="NormalTablo"/>
     <w:uiPriority w:val="60"/>
     <w:rsid w:val="00FC693F"/>
     <w:pPr>
@@ -2203,9 +2294,9 @@
       </w:tcPr>
     </w:tblStylePr>
   </w:style>
-  <w:style w:type="table" w:styleId="LightShading-Accent6">
+  <w:style w:type="table" w:styleId="AkGlgeleme-Vurgu6">
     <w:name w:val="Light Shading Accent 6"/>
-    <w:basedOn w:val="TableNormal"/>
+    <w:basedOn w:val="NormalTablo"/>
     <w:uiPriority w:val="60"/>
     <w:rsid w:val="00FC693F"/>
     <w:pPr>
@@ -2306,9 +2397,9 @@
       </w:tcPr>
     </w:tblStylePr>
   </w:style>
-  <w:style w:type="table" w:styleId="LightList">
+  <w:style w:type="table" w:customStyle="1" w:styleId="AkListe">
     <w:name w:val="Light List"/>
-    <w:basedOn w:val="TableNormal"/>
+    <w:basedOn w:val="NormalTablo"/>
     <w:uiPriority w:val="61"/>
     <w:rsid w:val="00FC693F"/>
     <w:pPr>
@@ -2398,9 +2489,9 @@
       </w:tcPr>
     </w:tblStylePr>
   </w:style>
-  <w:style w:type="table" w:styleId="LightList-Accent1">
+  <w:style w:type="table" w:customStyle="1" w:styleId="AkListe-Vurgu1">
     <w:name w:val="Light List Accent 1"/>
-    <w:basedOn w:val="TableNormal"/>
+    <w:basedOn w:val="NormalTablo"/>
     <w:uiPriority w:val="61"/>
     <w:rsid w:val="00FC693F"/>
     <w:pPr>
@@ -2490,9 +2581,9 @@
       </w:tcPr>
     </w:tblStylePr>
   </w:style>
-  <w:style w:type="table" w:styleId="LightList-Accent2">
+  <w:style w:type="table" w:styleId="AkListe-Vurgu2">
     <w:name w:val="Light List Accent 2"/>
-    <w:basedOn w:val="TableNormal"/>
+    <w:basedOn w:val="NormalTablo"/>
     <w:uiPriority w:val="61"/>
     <w:rsid w:val="00CB0664"/>
     <w:pPr>
@@ -2582,9 +2673,9 @@
       </w:tcPr>
     </w:tblStylePr>
   </w:style>
-  <w:style w:type="table" w:styleId="LightList-Accent3">
+  <w:style w:type="table" w:styleId="AkListe-Vurgu3">
     <w:name w:val="Light List Accent 3"/>
-    <w:basedOn w:val="TableNormal"/>
+    <w:basedOn w:val="NormalTablo"/>
     <w:uiPriority w:val="61"/>
     <w:rsid w:val="00CB0664"/>
     <w:pPr>
@@ -2674,9 +2765,9 @@
       </w:tcPr>
     </w:tblStylePr>
   </w:style>
-  <w:style w:type="table" w:styleId="LightList-Accent4">
+  <w:style w:type="table" w:styleId="AkListe-Vurgu4">
     <w:name w:val="Light List Accent 4"/>
-    <w:basedOn w:val="TableNormal"/>
+    <w:basedOn w:val="NormalTablo"/>
     <w:uiPriority w:val="61"/>
     <w:rsid w:val="00CB0664"/>
     <w:pPr>
@@ -2766,9 +2857,9 @@
       </w:tcPr>
     </w:tblStylePr>
   </w:style>
-  <w:style w:type="table" w:styleId="LightList-Accent5">
+  <w:style w:type="table" w:styleId="AkListe-Vurgu5">
     <w:name w:val="Light List Accent 5"/>
-    <w:basedOn w:val="TableNormal"/>
+    <w:basedOn w:val="NormalTablo"/>
     <w:uiPriority w:val="61"/>
     <w:rsid w:val="00CB0664"/>
     <w:pPr>
@@ -2858,9 +2949,9 @@
       </w:tcPr>
     </w:tblStylePr>
   </w:style>
-  <w:style w:type="table" w:styleId="LightList-Accent6">
+  <w:style w:type="table" w:styleId="AkListe-Vurgu6">
     <w:name w:val="Light List Accent 6"/>
-    <w:basedOn w:val="TableNormal"/>
+    <w:basedOn w:val="NormalTablo"/>
     <w:uiPriority w:val="61"/>
     <w:rsid w:val="00CB0664"/>
     <w:pPr>
@@ -2950,9 +3041,9 @@
       </w:tcPr>
     </w:tblStylePr>
   </w:style>
-  <w:style w:type="table" w:styleId="LightGrid">
+  <w:style w:type="table" w:customStyle="1" w:styleId="AkKlavuz">
     <w:name w:val="Light Grid"/>
-    <w:basedOn w:val="TableNormal"/>
+    <w:basedOn w:val="NormalTablo"/>
     <w:uiPriority w:val="62"/>
     <w:rsid w:val="00CB0664"/>
     <w:pPr>
@@ -3080,9 +3171,9 @@
       </w:tcPr>
     </w:tblStylePr>
   </w:style>
-  <w:style w:type="table" w:styleId="LightGrid-Accent1">
+  <w:style w:type="table" w:customStyle="1" w:styleId="AkKlavuz-Vurgu1">
     <w:name w:val="Light Grid Accent 1"/>
-    <w:basedOn w:val="TableNormal"/>
+    <w:basedOn w:val="NormalTablo"/>
     <w:uiPriority w:val="62"/>
     <w:rsid w:val="00CB0664"/>
     <w:pPr>
@@ -3210,9 +3301,9 @@
       </w:tcPr>
     </w:tblStylePr>
   </w:style>
-  <w:style w:type="table" w:styleId="LightGrid-Accent2">
+  <w:style w:type="table" w:styleId="AkKlavuz-Vurgu2">
     <w:name w:val="Light Grid Accent 2"/>
-    <w:basedOn w:val="TableNormal"/>
+    <w:basedOn w:val="NormalTablo"/>
     <w:uiPriority w:val="62"/>
     <w:rsid w:val="00CB0664"/>
     <w:pPr>
@@ -3340,9 +3431,9 @@
       </w:tcPr>
     </w:tblStylePr>
   </w:style>
-  <w:style w:type="table" w:styleId="LightGrid-Accent3">
+  <w:style w:type="table" w:styleId="AkKlavuz-Vurgu3">
     <w:name w:val="Light Grid Accent 3"/>
-    <w:basedOn w:val="TableNormal"/>
+    <w:basedOn w:val="NormalTablo"/>
     <w:uiPriority w:val="62"/>
     <w:rsid w:val="00CB0664"/>
     <w:pPr>
@@ -3470,9 +3561,9 @@
       </w:tcPr>
     </w:tblStylePr>
   </w:style>
-  <w:style w:type="table" w:styleId="LightGrid-Accent4">
+  <w:style w:type="table" w:styleId="AkKlavuz-Vurgu4">
     <w:name w:val="Light Grid Accent 4"/>
-    <w:basedOn w:val="TableNormal"/>
+    <w:basedOn w:val="NormalTablo"/>
     <w:uiPriority w:val="62"/>
     <w:rsid w:val="00CB0664"/>
     <w:pPr>
@@ -3600,9 +3691,9 @@
       </w:tcPr>
     </w:tblStylePr>
   </w:style>
-  <w:style w:type="table" w:styleId="LightGrid-Accent5">
+  <w:style w:type="table" w:styleId="AkKlavuz-Vurgu5">
     <w:name w:val="Light Grid Accent 5"/>
-    <w:basedOn w:val="TableNormal"/>
+    <w:basedOn w:val="NormalTablo"/>
     <w:uiPriority w:val="62"/>
     <w:rsid w:val="00CB0664"/>
     <w:pPr>
@@ -3730,9 +3821,9 @@
       </w:tcPr>
     </w:tblStylePr>
   </w:style>
-  <w:style w:type="table" w:styleId="LightGrid-Accent6">
+  <w:style w:type="table" w:styleId="AkKlavuz-Vurgu6">
     <w:name w:val="Light Grid Accent 6"/>
-    <w:basedOn w:val="TableNormal"/>
+    <w:basedOn w:val="NormalTablo"/>
     <w:uiPriority w:val="62"/>
     <w:rsid w:val="00CB0664"/>
     <w:pPr>
@@ -3860,9 +3951,9 @@
       </w:tcPr>
     </w:tblStylePr>
   </w:style>
-  <w:style w:type="table" w:styleId="MediumShading1">
+  <w:style w:type="table" w:customStyle="1" w:styleId="OrtaGlgeleme1">
     <w:name w:val="Medium Shading 1"/>
-    <w:basedOn w:val="TableNormal"/>
+    <w:basedOn w:val="NormalTablo"/>
     <w:uiPriority w:val="63"/>
     <w:rsid w:val="00CB0664"/>
     <w:pPr>
@@ -3966,9 +4057,9 @@
       </w:tcPr>
     </w:tblStylePr>
   </w:style>
-  <w:style w:type="table" w:styleId="MediumShading1-Accent1">
+  <w:style w:type="table" w:customStyle="1" w:styleId="OrtaGlgeleme1-Vurgu1">
     <w:name w:val="Medium Shading 1 Accent 1"/>
-    <w:basedOn w:val="TableNormal"/>
+    <w:basedOn w:val="NormalTablo"/>
     <w:uiPriority w:val="63"/>
     <w:rsid w:val="00CB0664"/>
     <w:pPr>
@@ -4072,9 +4163,9 @@
       </w:tcPr>
     </w:tblStylePr>
   </w:style>
-  <w:style w:type="table" w:styleId="MediumShading1-Accent2">
+  <w:style w:type="table" w:styleId="OrtaGlgeleme1-Vurgu2">
     <w:name w:val="Medium Shading 1 Accent 2"/>
-    <w:basedOn w:val="TableNormal"/>
+    <w:basedOn w:val="NormalTablo"/>
     <w:uiPriority w:val="63"/>
     <w:rsid w:val="00CB0664"/>
     <w:pPr>
@@ -4178,9 +4269,9 @@
       </w:tcPr>
     </w:tblStylePr>
   </w:style>
-  <w:style w:type="table" w:styleId="MediumShading1-Accent3">
+  <w:style w:type="table" w:styleId="OrtaGlgeleme1-Vurgu3">
     <w:name w:val="Medium Shading 1 Accent 3"/>
-    <w:basedOn w:val="TableNormal"/>
+    <w:basedOn w:val="NormalTablo"/>
     <w:uiPriority w:val="63"/>
     <w:rsid w:val="00CB0664"/>
     <w:pPr>
@@ -4284,9 +4375,9 @@
       </w:tcPr>
     </w:tblStylePr>
   </w:style>
-  <w:style w:type="table" w:styleId="MediumShading1-Accent4">
+  <w:style w:type="table" w:styleId="OrtaGlgeleme1-Vurgu4">
     <w:name w:val="Medium Shading 1 Accent 4"/>
-    <w:basedOn w:val="TableNormal"/>
+    <w:basedOn w:val="NormalTablo"/>
     <w:uiPriority w:val="63"/>
     <w:rsid w:val="00CB0664"/>
     <w:pPr>
@@ -4390,9 +4481,9 @@
       </w:tcPr>
     </w:tblStylePr>
   </w:style>
-  <w:style w:type="table" w:styleId="MediumShading1-Accent5">
+  <w:style w:type="table" w:styleId="OrtaGlgeleme1-Vurgu5">
     <w:name w:val="Medium Shading 1 Accent 5"/>
-    <w:basedOn w:val="TableNormal"/>
+    <w:basedOn w:val="NormalTablo"/>
     <w:uiPriority w:val="63"/>
     <w:rsid w:val="00CB0664"/>
     <w:pPr>
@@ -4496,9 +4587,9 @@
       </w:tcPr>
     </w:tblStylePr>
   </w:style>
-  <w:style w:type="table" w:styleId="MediumShading1-Accent6">
+  <w:style w:type="table" w:styleId="OrtaGlgeleme1-Vurgu6">
     <w:name w:val="Medium Shading 1 Accent 6"/>
-    <w:basedOn w:val="TableNormal"/>
+    <w:basedOn w:val="NormalTablo"/>
     <w:uiPriority w:val="63"/>
     <w:rsid w:val="00CB0664"/>
     <w:pPr>
@@ -4602,9 +4693,9 @@
       </w:tcPr>
     </w:tblStylePr>
   </w:style>
-  <w:style w:type="table" w:styleId="MediumShading2">
+  <w:style w:type="table" w:customStyle="1" w:styleId="OrtaGlgeleme2">
     <w:name w:val="Medium Shading 2"/>
-    <w:basedOn w:val="TableNormal"/>
+    <w:basedOn w:val="NormalTablo"/>
     <w:uiPriority w:val="64"/>
     <w:rsid w:val="00CB0664"/>
     <w:pPr>
@@ -4751,9 +4842,9 @@
       </w:tcPr>
     </w:tblStylePr>
   </w:style>
-  <w:style w:type="table" w:styleId="MediumShading2-Accent1">
+  <w:style w:type="table" w:customStyle="1" w:styleId="OrtaGlgeleme2-Vurgu1">
     <w:name w:val="Medium Shading 2 Accent 1"/>
-    <w:basedOn w:val="TableNormal"/>
+    <w:basedOn w:val="NormalTablo"/>
     <w:uiPriority w:val="64"/>
     <w:rsid w:val="00CB0664"/>
     <w:pPr>
@@ -4900,9 +4991,9 @@
       </w:tcPr>
     </w:tblStylePr>
   </w:style>
-  <w:style w:type="table" w:styleId="MediumShading2-Accent2">
+  <w:style w:type="table" w:styleId="OrtaGlgeleme2-Vurgu2">
     <w:name w:val="Medium Shading 2 Accent 2"/>
-    <w:basedOn w:val="TableNormal"/>
+    <w:basedOn w:val="NormalTablo"/>
     <w:uiPriority w:val="64"/>
     <w:rsid w:val="00CB0664"/>
     <w:pPr>
@@ -5049,9 +5140,9 @@
       </w:tcPr>
     </w:tblStylePr>
   </w:style>
-  <w:style w:type="table" w:styleId="MediumShading2-Accent3">
+  <w:style w:type="table" w:styleId="OrtaGlgeleme2-Vurgu3">
     <w:name w:val="Medium Shading 2 Accent 3"/>
-    <w:basedOn w:val="TableNormal"/>
+    <w:basedOn w:val="NormalTablo"/>
     <w:uiPriority w:val="64"/>
     <w:rsid w:val="00CB0664"/>
     <w:pPr>
@@ -5198,9 +5289,9 @@
       </w:tcPr>
     </w:tblStylePr>
   </w:style>
-  <w:style w:type="table" w:styleId="MediumShading2-Accent4">
+  <w:style w:type="table" w:styleId="OrtaGlgeleme2-Vurgu4">
     <w:name w:val="Medium Shading 2 Accent 4"/>
-    <w:basedOn w:val="TableNormal"/>
+    <w:basedOn w:val="NormalTablo"/>
     <w:uiPriority w:val="64"/>
     <w:rsid w:val="00CB0664"/>
     <w:pPr>
@@ -5347,9 +5438,9 @@
       </w:tcPr>
     </w:tblStylePr>
   </w:style>
-  <w:style w:type="table" w:styleId="MediumShading2-Accent5">
+  <w:style w:type="table" w:styleId="OrtaGlgeleme2-Vurgu5">
     <w:name w:val="Medium Shading 2 Accent 5"/>
-    <w:basedOn w:val="TableNormal"/>
+    <w:basedOn w:val="NormalTablo"/>
     <w:uiPriority w:val="64"/>
     <w:rsid w:val="00CB0664"/>
     <w:pPr>
@@ -5496,9 +5587,9 @@
       </w:tcPr>
     </w:tblStylePr>
   </w:style>
-  <w:style w:type="table" w:styleId="MediumShading2-Accent6">
+  <w:style w:type="table" w:styleId="OrtaGlgeleme2-Vurgu6">
     <w:name w:val="Medium Shading 2 Accent 6"/>
-    <w:basedOn w:val="TableNormal"/>
+    <w:basedOn w:val="NormalTablo"/>
     <w:uiPriority w:val="64"/>
     <w:rsid w:val="00CB0664"/>
     <w:pPr>
@@ -5645,9 +5736,9 @@
       </w:tcPr>
     </w:tblStylePr>
   </w:style>
-  <w:style w:type="table" w:styleId="MediumList1">
+  <w:style w:type="table" w:customStyle="1" w:styleId="OrtaListe1">
     <w:name w:val="Medium List 1"/>
-    <w:basedOn w:val="TableNormal"/>
+    <w:basedOn w:val="NormalTablo"/>
     <w:uiPriority w:val="65"/>
     <w:rsid w:val="00CB0664"/>
     <w:pPr>
@@ -5729,9 +5820,9 @@
       </w:tcPr>
     </w:tblStylePr>
   </w:style>
-  <w:style w:type="table" w:styleId="MediumList1-Accent1">
+  <w:style w:type="table" w:customStyle="1" w:styleId="OrtaListe1-Vurgu1">
     <w:name w:val="Medium List 1 Accent 1"/>
-    <w:basedOn w:val="TableNormal"/>
+    <w:basedOn w:val="NormalTablo"/>
     <w:uiPriority w:val="65"/>
     <w:rsid w:val="00CB0664"/>
     <w:pPr>
@@ -5813,9 +5904,9 @@
       </w:tcPr>
     </w:tblStylePr>
   </w:style>
-  <w:style w:type="table" w:styleId="MediumList1-Accent2">
+  <w:style w:type="table" w:styleId="OrtaListe1-Vurgu2">
     <w:name w:val="Medium List 1 Accent 2"/>
-    <w:basedOn w:val="TableNormal"/>
+    <w:basedOn w:val="NormalTablo"/>
     <w:uiPriority w:val="65"/>
     <w:rsid w:val="00CB0664"/>
     <w:pPr>
@@ -5897,9 +5988,9 @@
       </w:tcPr>
     </w:tblStylePr>
   </w:style>
-  <w:style w:type="table" w:styleId="MediumList1-Accent3">
+  <w:style w:type="table" w:styleId="OrtaListe1-Vurgu3">
     <w:name w:val="Medium List 1 Accent 3"/>
-    <w:basedOn w:val="TableNormal"/>
+    <w:basedOn w:val="NormalTablo"/>
     <w:uiPriority w:val="65"/>
     <w:rsid w:val="00CB0664"/>
     <w:pPr>
@@ -5981,9 +6072,9 @@
       </w:tcPr>
     </w:tblStylePr>
   </w:style>
-  <w:style w:type="table" w:styleId="MediumList1-Accent4">
+  <w:style w:type="table" w:styleId="OrtaListe1-Vurgu4">
     <w:name w:val="Medium List 1 Accent 4"/>
-    <w:basedOn w:val="TableNormal"/>
+    <w:basedOn w:val="NormalTablo"/>
     <w:uiPriority w:val="65"/>
     <w:rsid w:val="00CB0664"/>
     <w:pPr>
@@ -6065,9 +6156,9 @@
       </w:tcPr>
     </w:tblStylePr>
   </w:style>
-  <w:style w:type="table" w:styleId="MediumList1-Accent5">
+  <w:style w:type="table" w:styleId="OrtaListe1-Vurgu5">
     <w:name w:val="Medium List 1 Accent 5"/>
-    <w:basedOn w:val="TableNormal"/>
+    <w:basedOn w:val="NormalTablo"/>
     <w:uiPriority w:val="65"/>
     <w:rsid w:val="00CB0664"/>
     <w:pPr>
@@ -6149,9 +6240,9 @@
       </w:tcPr>
     </w:tblStylePr>
   </w:style>
-  <w:style w:type="table" w:styleId="MediumList1-Accent6">
+  <w:style w:type="table" w:styleId="OrtaListe1-Vurgu6">
     <w:name w:val="Medium List 1 Accent 6"/>
-    <w:basedOn w:val="TableNormal"/>
+    <w:basedOn w:val="NormalTablo"/>
     <w:uiPriority w:val="65"/>
     <w:rsid w:val="00CB0664"/>
     <w:pPr>
@@ -6233,9 +6324,9 @@
       </w:tcPr>
     </w:tblStylePr>
   </w:style>
-  <w:style w:type="table" w:styleId="MediumList2">
+  <w:style w:type="table" w:customStyle="1" w:styleId="OrtaListe2">
     <w:name w:val="Medium List 2"/>
-    <w:basedOn w:val="TableNormal"/>
+    <w:basedOn w:val="NormalTablo"/>
     <w:uiPriority w:val="66"/>
     <w:rsid w:val="00CB0664"/>
     <w:pPr>
@@ -6361,9 +6452,9 @@
       </w:tcPr>
     </w:tblStylePr>
   </w:style>
-  <w:style w:type="table" w:styleId="MediumList2-Accent1">
+  <w:style w:type="table" w:styleId="OrtaList2-Vurgu1">
     <w:name w:val="Medium List 2 Accent 1"/>
-    <w:basedOn w:val="TableNormal"/>
+    <w:basedOn w:val="NormalTablo"/>
     <w:uiPriority w:val="66"/>
     <w:rsid w:val="00CB0664"/>
     <w:pPr>
@@ -6489,9 +6580,9 @@
       </w:tcPr>
     </w:tblStylePr>
   </w:style>
-  <w:style w:type="table" w:styleId="MediumList2-Accent2">
+  <w:style w:type="table" w:styleId="OrtaListe2-Vurgu2">
     <w:name w:val="Medium List 2 Accent 2"/>
-    <w:basedOn w:val="TableNormal"/>
+    <w:basedOn w:val="NormalTablo"/>
     <w:uiPriority w:val="66"/>
     <w:rsid w:val="00CB0664"/>
     <w:pPr>
@@ -6617,9 +6708,9 @@
       </w:tcPr>
     </w:tblStylePr>
   </w:style>
-  <w:style w:type="table" w:styleId="MediumList2-Accent3">
+  <w:style w:type="table" w:styleId="OrtaListe2-Vurgu3">
     <w:name w:val="Medium List 2 Accent 3"/>
-    <w:basedOn w:val="TableNormal"/>
+    <w:basedOn w:val="NormalTablo"/>
     <w:uiPriority w:val="66"/>
     <w:rsid w:val="00CB0664"/>
     <w:pPr>
@@ -6745,9 +6836,9 @@
       </w:tcPr>
     </w:tblStylePr>
   </w:style>
-  <w:style w:type="table" w:styleId="MediumList2-Accent4">
+  <w:style w:type="table" w:styleId="OrtaListe2-Vurgu4">
     <w:name w:val="Medium List 2 Accent 4"/>
-    <w:basedOn w:val="TableNormal"/>
+    <w:basedOn w:val="NormalTablo"/>
     <w:uiPriority w:val="66"/>
     <w:rsid w:val="00CB0664"/>
     <w:pPr>
@@ -6873,9 +6964,9 @@
       </w:tcPr>
     </w:tblStylePr>
   </w:style>
-  <w:style w:type="table" w:styleId="MediumList2-Accent5">
+  <w:style w:type="table" w:styleId="OrtaListe2-Vurgu5">
     <w:name w:val="Medium List 2 Accent 5"/>
-    <w:basedOn w:val="TableNormal"/>
+    <w:basedOn w:val="NormalTablo"/>
     <w:uiPriority w:val="66"/>
     <w:rsid w:val="00CB0664"/>
     <w:pPr>
@@ -7001,9 +7092,9 @@
       </w:tcPr>
     </w:tblStylePr>
   </w:style>
-  <w:style w:type="table" w:styleId="MediumList2-Accent6">
+  <w:style w:type="table" w:styleId="OrtaListe2-Vurgu6">
     <w:name w:val="Medium List 2 Accent 6"/>
-    <w:basedOn w:val="TableNormal"/>
+    <w:basedOn w:val="NormalTablo"/>
     <w:uiPriority w:val="66"/>
     <w:rsid w:val="00CB0664"/>
     <w:pPr>
@@ -7129,9 +7220,9 @@
       </w:tcPr>
     </w:tblStylePr>
   </w:style>
-  <w:style w:type="table" w:styleId="MediumGrid1">
+  <w:style w:type="table" w:customStyle="1" w:styleId="OrtaKlavuz1">
     <w:name w:val="Medium Grid 1"/>
-    <w:basedOn w:val="TableNormal"/>
+    <w:basedOn w:val="NormalTablo"/>
     <w:uiPriority w:val="67"/>
     <w:rsid w:val="00CB0664"/>
     <w:pPr>
@@ -7202,9 +7293,9 @@
       </w:tcPr>
     </w:tblStylePr>
   </w:style>
-  <w:style w:type="table" w:styleId="MediumGrid1-Accent1">
+  <w:style w:type="table" w:styleId="OrtaKlavuz1-Vurgu1">
     <w:name w:val="Medium Grid 1 Accent 1"/>
-    <w:basedOn w:val="TableNormal"/>
+    <w:basedOn w:val="NormalTablo"/>
     <w:uiPriority w:val="67"/>
     <w:rsid w:val="00CB0664"/>
     <w:pPr>
@@ -7275,9 +7366,9 @@
       </w:tcPr>
     </w:tblStylePr>
   </w:style>
-  <w:style w:type="table" w:styleId="MediumGrid1-Accent2">
+  <w:style w:type="table" w:styleId="OrtaKlavuz1-Vurgu2">
     <w:name w:val="Medium Grid 1 Accent 2"/>
-    <w:basedOn w:val="TableNormal"/>
+    <w:basedOn w:val="NormalTablo"/>
     <w:uiPriority w:val="67"/>
     <w:rsid w:val="00CB0664"/>
     <w:pPr>
@@ -7348,9 +7439,9 @@
       </w:tcPr>
     </w:tblStylePr>
   </w:style>
-  <w:style w:type="table" w:styleId="MediumGrid1-Accent3">
+  <w:style w:type="table" w:styleId="OrtaKlavuz1-Vurgu3">
     <w:name w:val="Medium Grid 1 Accent 3"/>
-    <w:basedOn w:val="TableNormal"/>
+    <w:basedOn w:val="NormalTablo"/>
     <w:uiPriority w:val="67"/>
     <w:rsid w:val="00CB0664"/>
     <w:pPr>
@@ -7421,9 +7512,9 @@
       </w:tcPr>
     </w:tblStylePr>
   </w:style>
-  <w:style w:type="table" w:styleId="MediumGrid1-Accent4">
+  <w:style w:type="table" w:styleId="OrtaKlavuz1-Vurgu4">
     <w:name w:val="Medium Grid 1 Accent 4"/>
-    <w:basedOn w:val="TableNormal"/>
+    <w:basedOn w:val="NormalTablo"/>
     <w:uiPriority w:val="67"/>
     <w:rsid w:val="00CB0664"/>
     <w:pPr>
@@ -7494,9 +7585,9 @@
       </w:tcPr>
     </w:tblStylePr>
   </w:style>
-  <w:style w:type="table" w:styleId="MediumGrid1-Accent5">
+  <w:style w:type="table" w:styleId="OrtaKlavuz1-Vurgu5">
     <w:name w:val="Medium Grid 1 Accent 5"/>
-    <w:basedOn w:val="TableNormal"/>
+    <w:basedOn w:val="NormalTablo"/>
     <w:uiPriority w:val="67"/>
     <w:rsid w:val="00CB0664"/>
     <w:pPr>
@@ -7567,9 +7658,9 @@
       </w:tcPr>
     </w:tblStylePr>
   </w:style>
-  <w:style w:type="table" w:styleId="MediumGrid1-Accent6">
+  <w:style w:type="table" w:styleId="OrtaKlavuz1-Vurgu6">
     <w:name w:val="Medium Grid 1 Accent 6"/>
-    <w:basedOn w:val="TableNormal"/>
+    <w:basedOn w:val="NormalTablo"/>
     <w:uiPriority w:val="67"/>
     <w:rsid w:val="00CB0664"/>
     <w:pPr>
@@ -7640,9 +7731,9 @@
       </w:tcPr>
     </w:tblStylePr>
   </w:style>
-  <w:style w:type="table" w:styleId="MediumGrid2">
+  <w:style w:type="table" w:customStyle="1" w:styleId="OrtaKlavuz2">
     <w:name w:val="Medium Grid 2"/>
-    <w:basedOn w:val="TableNormal"/>
+    <w:basedOn w:val="NormalTablo"/>
     <w:uiPriority w:val="68"/>
     <w:rsid w:val="00CB0664"/>
     <w:pPr>
@@ -7765,9 +7856,9 @@
       </w:tcPr>
     </w:tblStylePr>
   </w:style>
-  <w:style w:type="table" w:styleId="MediumGrid2-Accent1">
+  <w:style w:type="table" w:styleId="OrtaKlavuz2-Vurgu1">
     <w:name w:val="Medium Grid 2 Accent 1"/>
-    <w:basedOn w:val="TableNormal"/>
+    <w:basedOn w:val="NormalTablo"/>
     <w:uiPriority w:val="68"/>
     <w:rsid w:val="00CB0664"/>
     <w:pPr>
@@ -7890,9 +7981,9 @@
       </w:tcPr>
     </w:tblStylePr>
   </w:style>
-  <w:style w:type="table" w:styleId="MediumGrid2-Accent2">
+  <w:style w:type="table" w:styleId="OrtaKlavuz2-Vurgu2">
     <w:name w:val="Medium Grid 2 Accent 2"/>
-    <w:basedOn w:val="TableNormal"/>
+    <w:basedOn w:val="NormalTablo"/>
     <w:uiPriority w:val="68"/>
     <w:rsid w:val="00CB0664"/>
     <w:pPr>
@@ -8015,9 +8106,9 @@
       </w:tcPr>
     </w:tblStylePr>
   </w:style>
-  <w:style w:type="table" w:styleId="MediumGrid2-Accent3">
+  <w:style w:type="table" w:styleId="OrtaKlavuz2-Vurgu3">
     <w:name w:val="Medium Grid 2 Accent 3"/>
-    <w:basedOn w:val="TableNormal"/>
+    <w:basedOn w:val="NormalTablo"/>
     <w:uiPriority w:val="68"/>
     <w:rsid w:val="00CB0664"/>
     <w:pPr>
@@ -8140,9 +8231,9 @@
       </w:tcPr>
     </w:tblStylePr>
   </w:style>
-  <w:style w:type="table" w:styleId="MediumGrid2-Accent4">
+  <w:style w:type="table" w:styleId="OrtaKlavuz2-Vurgu4">
     <w:name w:val="Medium Grid 2 Accent 4"/>
-    <w:basedOn w:val="TableNormal"/>
+    <w:basedOn w:val="NormalTablo"/>
     <w:uiPriority w:val="68"/>
     <w:rsid w:val="00CB0664"/>
     <w:pPr>
@@ -8265,9 +8356,9 @@
       </w:tcPr>
     </w:tblStylePr>
   </w:style>
-  <w:style w:type="table" w:styleId="MediumGrid2-Accent5">
+  <w:style w:type="table" w:styleId="OrtaKlavuz2-Vurgu5">
     <w:name w:val="Medium Grid 2 Accent 5"/>
-    <w:basedOn w:val="TableNormal"/>
+    <w:basedOn w:val="NormalTablo"/>
     <w:uiPriority w:val="68"/>
     <w:rsid w:val="00CB0664"/>
     <w:pPr>
@@ -8390,9 +8481,9 @@
       </w:tcPr>
     </w:tblStylePr>
   </w:style>
-  <w:style w:type="table" w:styleId="MediumGrid2-Accent6">
+  <w:style w:type="table" w:styleId="OrtaKlavuz2-Vurgu6">
     <w:name w:val="Medium Grid 2 Accent 6"/>
-    <w:basedOn w:val="TableNormal"/>
+    <w:basedOn w:val="NormalTablo"/>
     <w:uiPriority w:val="68"/>
     <w:rsid w:val="00CB0664"/>
     <w:pPr>
@@ -8515,9 +8606,9 @@
       </w:tcPr>
     </w:tblStylePr>
   </w:style>
-  <w:style w:type="table" w:styleId="MediumGrid3">
+  <w:style w:type="table" w:customStyle="1" w:styleId="OrtaKlavuz3">
     <w:name w:val="Medium Grid 3"/>
-    <w:basedOn w:val="TableNormal"/>
+    <w:basedOn w:val="NormalTablo"/>
     <w:uiPriority w:val="69"/>
     <w:rsid w:val="00CB0664"/>
     <w:pPr>
@@ -8656,9 +8747,9 @@
       </w:tcPr>
     </w:tblStylePr>
   </w:style>
-  <w:style w:type="table" w:styleId="MediumGrid3-Accent1">
+  <w:style w:type="table" w:styleId="OrtaKlavuz3-Vurgu1">
     <w:name w:val="Medium Grid 3 Accent 1"/>
-    <w:basedOn w:val="TableNormal"/>
+    <w:basedOn w:val="NormalTablo"/>
     <w:uiPriority w:val="69"/>
     <w:rsid w:val="00CB0664"/>
     <w:pPr>
@@ -8797,9 +8888,9 @@
       </w:tcPr>
     </w:tblStylePr>
   </w:style>
-  <w:style w:type="table" w:styleId="MediumGrid3-Accent2">
+  <w:style w:type="table" w:styleId="OrtaKlavuz3-Vurgu2">
     <w:name w:val="Medium Grid 3 Accent 2"/>
-    <w:basedOn w:val="TableNormal"/>
+    <w:basedOn w:val="NormalTablo"/>
     <w:uiPriority w:val="69"/>
     <w:rsid w:val="00CB0664"/>
     <w:pPr>
@@ -8938,9 +9029,9 @@
       </w:tcPr>
     </w:tblStylePr>
   </w:style>
-  <w:style w:type="table" w:styleId="MediumGrid3-Accent3">
+  <w:style w:type="table" w:styleId="OrtaKlavuz3-Vurgu3">
     <w:name w:val="Medium Grid 3 Accent 3"/>
-    <w:basedOn w:val="TableNormal"/>
+    <w:basedOn w:val="NormalTablo"/>
     <w:uiPriority w:val="69"/>
     <w:rsid w:val="00CB0664"/>
     <w:pPr>
@@ -9079,9 +9170,9 @@
       </w:tcPr>
     </w:tblStylePr>
   </w:style>
-  <w:style w:type="table" w:styleId="MediumGrid3-Accent4">
+  <w:style w:type="table" w:styleId="OrtaKlavuz3-Vurgu4">
     <w:name w:val="Medium Grid 3 Accent 4"/>
-    <w:basedOn w:val="TableNormal"/>
+    <w:basedOn w:val="NormalTablo"/>
     <w:uiPriority w:val="69"/>
     <w:rsid w:val="00CB0664"/>
     <w:pPr>
@@ -9220,9 +9311,9 @@
       </w:tcPr>
     </w:tblStylePr>
   </w:style>
-  <w:style w:type="table" w:styleId="MediumGrid3-Accent5">
+  <w:style w:type="table" w:styleId="OrtaKlavuz3-Vurgu5">
     <w:name w:val="Medium Grid 3 Accent 5"/>
-    <w:basedOn w:val="TableNormal"/>
+    <w:basedOn w:val="NormalTablo"/>
     <w:uiPriority w:val="69"/>
     <w:rsid w:val="00CB0664"/>
     <w:pPr>
@@ -9361,9 +9452,9 @@
       </w:tcPr>
     </w:tblStylePr>
   </w:style>
-  <w:style w:type="table" w:styleId="MediumGrid3-Accent6">
+  <w:style w:type="table" w:styleId="OrtaKlavuz3-Vurgu6">
     <w:name w:val="Medium Grid 3 Accent 6"/>
-    <w:basedOn w:val="TableNormal"/>
+    <w:basedOn w:val="NormalTablo"/>
     <w:uiPriority w:val="69"/>
     <w:rsid w:val="00CB0664"/>
     <w:pPr>
@@ -9502,9 +9593,9 @@
       </w:tcPr>
     </w:tblStylePr>
   </w:style>
-  <w:style w:type="table" w:styleId="DarkList">
+  <w:style w:type="table" w:customStyle="1" w:styleId="KoyuListe">
     <w:name w:val="Dark List"/>
-    <w:basedOn w:val="TableNormal"/>
+    <w:basedOn w:val="NormalTablo"/>
     <w:uiPriority w:val="70"/>
     <w:rsid w:val="00CB0664"/>
     <w:pPr>
@@ -9616,9 +9707,9 @@
       </w:tcPr>
     </w:tblStylePr>
   </w:style>
-  <w:style w:type="table" w:styleId="DarkList-Accent1">
+  <w:style w:type="table" w:styleId="KoyuListe-Vurgu1">
     <w:name w:val="Dark List Accent 1"/>
-    <w:basedOn w:val="TableNormal"/>
+    <w:basedOn w:val="NormalTablo"/>
     <w:uiPriority w:val="70"/>
     <w:rsid w:val="00CB0664"/>
     <w:pPr>
@@ -9730,9 +9821,9 @@
       </w:tcPr>
     </w:tblStylePr>
   </w:style>
-  <w:style w:type="table" w:styleId="DarkList-Accent2">
+  <w:style w:type="table" w:styleId="KoyuListe-Vurgu2">
     <w:name w:val="Dark List Accent 2"/>
-    <w:basedOn w:val="TableNormal"/>
+    <w:basedOn w:val="NormalTablo"/>
     <w:uiPriority w:val="70"/>
     <w:rsid w:val="00CB0664"/>
     <w:pPr>
@@ -9844,9 +9935,9 @@
       </w:tcPr>
     </w:tblStylePr>
   </w:style>
-  <w:style w:type="table" w:styleId="DarkList-Accent3">
+  <w:style w:type="table" w:styleId="KoyuListe-Vurgu3">
     <w:name w:val="Dark List Accent 3"/>
-    <w:basedOn w:val="TableNormal"/>
+    <w:basedOn w:val="NormalTablo"/>
     <w:uiPriority w:val="70"/>
     <w:rsid w:val="00CB0664"/>
     <w:pPr>
@@ -9958,9 +10049,9 @@
       </w:tcPr>
     </w:tblStylePr>
   </w:style>
-  <w:style w:type="table" w:styleId="DarkList-Accent4">
+  <w:style w:type="table" w:styleId="KoyuListe-Vurgu4">
     <w:name w:val="Dark List Accent 4"/>
-    <w:basedOn w:val="TableNormal"/>
+    <w:basedOn w:val="NormalTablo"/>
     <w:uiPriority w:val="70"/>
     <w:rsid w:val="00CB0664"/>
     <w:pPr>
@@ -10072,9 +10163,9 @@
       </w:tcPr>
     </w:tblStylePr>
   </w:style>
-  <w:style w:type="table" w:styleId="DarkList-Accent5">
+  <w:style w:type="table" w:styleId="KoyuListe-Vurgu5">
     <w:name w:val="Dark List Accent 5"/>
-    <w:basedOn w:val="TableNormal"/>
+    <w:basedOn w:val="NormalTablo"/>
     <w:uiPriority w:val="70"/>
     <w:rsid w:val="00CB0664"/>
     <w:pPr>
@@ -10186,9 +10277,9 @@
       </w:tcPr>
     </w:tblStylePr>
   </w:style>
-  <w:style w:type="table" w:styleId="DarkList-Accent6">
+  <w:style w:type="table" w:styleId="KoyuListe-Vurgu6">
     <w:name w:val="Dark List Accent 6"/>
-    <w:basedOn w:val="TableNormal"/>
+    <w:basedOn w:val="NormalTablo"/>
     <w:uiPriority w:val="70"/>
     <w:rsid w:val="00CB0664"/>
     <w:pPr>
@@ -10300,9 +10391,9 @@
       </w:tcPr>
     </w:tblStylePr>
   </w:style>
-  <w:style w:type="table" w:styleId="ColorfulShading">
+  <w:style w:type="table" w:customStyle="1" w:styleId="RenkliGlgeleme">
     <w:name w:val="Colorful Shading"/>
-    <w:basedOn w:val="TableNormal"/>
+    <w:basedOn w:val="NormalTablo"/>
     <w:uiPriority w:val="71"/>
     <w:rsid w:val="00CB0664"/>
     <w:pPr>
@@ -10422,9 +10513,9 @@
       </w:rPr>
     </w:tblStylePr>
   </w:style>
-  <w:style w:type="table" w:styleId="ColorfulShading-Accent1">
+  <w:style w:type="table" w:styleId="RenkliGlgeleme-Vurgu1">
     <w:name w:val="Colorful Shading Accent 1"/>
-    <w:basedOn w:val="TableNormal"/>
+    <w:basedOn w:val="NormalTablo"/>
     <w:uiPriority w:val="71"/>
     <w:rsid w:val="00CB0664"/>
     <w:pPr>
@@ -10544,9 +10635,9 @@
       </w:rPr>
     </w:tblStylePr>
   </w:style>
-  <w:style w:type="table" w:styleId="ColorfulShading-Accent2">
+  <w:style w:type="table" w:styleId="RenkliGlgeleme-Vurgu2">
     <w:name w:val="Colorful Shading Accent 2"/>
-    <w:basedOn w:val="TableNormal"/>
+    <w:basedOn w:val="NormalTablo"/>
     <w:uiPriority w:val="71"/>
     <w:rsid w:val="00CB0664"/>
     <w:pPr>
@@ -10666,9 +10757,9 @@
       </w:rPr>
     </w:tblStylePr>
   </w:style>
-  <w:style w:type="table" w:styleId="ColorfulShading-Accent3">
+  <w:style w:type="table" w:styleId="RenkliGlgeleme-Vurgu3">
     <w:name w:val="Colorful Shading Accent 3"/>
-    <w:basedOn w:val="TableNormal"/>
+    <w:basedOn w:val="NormalTablo"/>
     <w:uiPriority w:val="71"/>
     <w:rsid w:val="00CB0664"/>
     <w:pPr>
@@ -10778,9 +10869,9 @@
       </w:tcPr>
     </w:tblStylePr>
   </w:style>
-  <w:style w:type="table" w:styleId="ColorfulShading-Accent4">
+  <w:style w:type="table" w:styleId="RenkliGlgeleme-Vurgu4">
     <w:name w:val="Colorful Shading Accent 4"/>
-    <w:basedOn w:val="TableNormal"/>
+    <w:basedOn w:val="NormalTablo"/>
     <w:uiPriority w:val="71"/>
     <w:rsid w:val="00CB0664"/>
     <w:pPr>
@@ -10900,9 +10991,9 @@
       </w:rPr>
     </w:tblStylePr>
   </w:style>
-  <w:style w:type="table" w:styleId="ColorfulShading-Accent5">
+  <w:style w:type="table" w:styleId="RenkliGlgeleme-Vurgu5">
     <w:name w:val="Colorful Shading Accent 5"/>
-    <w:basedOn w:val="TableNormal"/>
+    <w:basedOn w:val="NormalTablo"/>
     <w:uiPriority w:val="71"/>
     <w:rsid w:val="00CB0664"/>
     <w:pPr>
@@ -11022,9 +11113,9 @@
       </w:rPr>
     </w:tblStylePr>
   </w:style>
-  <w:style w:type="table" w:styleId="ColorfulShading-Accent6">
+  <w:style w:type="table" w:styleId="RenkliGlgeleme-Vurgu6">
     <w:name w:val="Colorful Shading Accent 6"/>
-    <w:basedOn w:val="TableNormal"/>
+    <w:basedOn w:val="NormalTablo"/>
     <w:uiPriority w:val="71"/>
     <w:rsid w:val="00CB0664"/>
     <w:pPr>
@@ -11144,9 +11235,9 @@
       </w:rPr>
     </w:tblStylePr>
   </w:style>
-  <w:style w:type="table" w:styleId="ColorfulList">
+  <w:style w:type="table" w:customStyle="1" w:styleId="RenkliListe">
     <w:name w:val="Colorful List"/>
-    <w:basedOn w:val="TableNormal"/>
+    <w:basedOn w:val="NormalTablo"/>
     <w:uiPriority w:val="72"/>
     <w:rsid w:val="00CB0664"/>
     <w:pPr>
@@ -11230,9 +11321,9 @@
       </w:tcPr>
     </w:tblStylePr>
   </w:style>
-  <w:style w:type="table" w:styleId="ColorfulList-Accent1">
+  <w:style w:type="table" w:styleId="RenkliListe-Vurgu1">
     <w:name w:val="Colorful List Accent 1"/>
-    <w:basedOn w:val="TableNormal"/>
+    <w:basedOn w:val="NormalTablo"/>
     <w:uiPriority w:val="72"/>
     <w:rsid w:val="00CB0664"/>
     <w:pPr>
@@ -11316,9 +11407,9 @@
       </w:tcPr>
     </w:tblStylePr>
   </w:style>
-  <w:style w:type="table" w:styleId="ColorfulList-Accent2">
+  <w:style w:type="table" w:styleId="RenkliListe-Vurgu2">
     <w:name w:val="Colorful List Accent 2"/>
-    <w:basedOn w:val="TableNormal"/>
+    <w:basedOn w:val="NormalTablo"/>
     <w:uiPriority w:val="72"/>
     <w:rsid w:val="00CB0664"/>
     <w:pPr>
@@ -11402,9 +11493,9 @@
       </w:tcPr>
     </w:tblStylePr>
   </w:style>
-  <w:style w:type="table" w:styleId="ColorfulList-Accent3">
+  <w:style w:type="table" w:styleId="RenkliListe-Vurgu3">
     <w:name w:val="Colorful List Accent 3"/>
-    <w:basedOn w:val="TableNormal"/>
+    <w:basedOn w:val="NormalTablo"/>
     <w:uiPriority w:val="72"/>
     <w:rsid w:val="00CB0664"/>
     <w:pPr>
@@ -11488,9 +11579,9 @@
       </w:tcPr>
     </w:tblStylePr>
   </w:style>
-  <w:style w:type="table" w:styleId="ColorfulList-Accent4">
+  <w:style w:type="table" w:styleId="RenkliListe-Vurgu4">
     <w:name w:val="Colorful List Accent 4"/>
-    <w:basedOn w:val="TableNormal"/>
+    <w:basedOn w:val="NormalTablo"/>
     <w:uiPriority w:val="72"/>
     <w:rsid w:val="00CB0664"/>
     <w:pPr>
@@ -11574,9 +11665,9 @@
       </w:tcPr>
     </w:tblStylePr>
   </w:style>
-  <w:style w:type="table" w:styleId="ColorfulList-Accent5">
+  <w:style w:type="table" w:styleId="RenkliListe-Vurgu5">
     <w:name w:val="Colorful List Accent 5"/>
-    <w:basedOn w:val="TableNormal"/>
+    <w:basedOn w:val="NormalTablo"/>
     <w:uiPriority w:val="72"/>
     <w:rsid w:val="00CB0664"/>
     <w:pPr>
@@ -11660,9 +11751,9 @@
       </w:tcPr>
     </w:tblStylePr>
   </w:style>
-  <w:style w:type="table" w:styleId="ColorfulList-Accent6">
+  <w:style w:type="table" w:styleId="RenkliListe-Vurgu6">
     <w:name w:val="Colorful List Accent 6"/>
-    <w:basedOn w:val="TableNormal"/>
+    <w:basedOn w:val="NormalTablo"/>
     <w:uiPriority w:val="72"/>
     <w:rsid w:val="00CB0664"/>
     <w:pPr>
@@ -11746,9 +11837,9 @@
       </w:tcPr>
     </w:tblStylePr>
   </w:style>
-  <w:style w:type="table" w:styleId="ColorfulGrid">
+  <w:style w:type="table" w:customStyle="1" w:styleId="RenkliKlavuz">
     <w:name w:val="Colorful Grid"/>
-    <w:basedOn w:val="TableNormal"/>
+    <w:basedOn w:val="NormalTablo"/>
     <w:uiPriority w:val="73"/>
     <w:rsid w:val="00CB0664"/>
     <w:pPr>
@@ -11826,9 +11917,9 @@
       </w:tcPr>
     </w:tblStylePr>
   </w:style>
-  <w:style w:type="table" w:styleId="ColorfulGrid-Accent1">
+  <w:style w:type="table" w:styleId="RenkliKlavuz-Vurgu1">
     <w:name w:val="Colorful Grid Accent 1"/>
-    <w:basedOn w:val="TableNormal"/>
+    <w:basedOn w:val="NormalTablo"/>
     <w:uiPriority w:val="73"/>
     <w:rsid w:val="00CB0664"/>
     <w:pPr>
@@ -11906,9 +11997,9 @@
       </w:tcPr>
     </w:tblStylePr>
   </w:style>
-  <w:style w:type="table" w:styleId="ColorfulGrid-Accent2">
+  <w:style w:type="table" w:styleId="RenkliKlavuz-Vurgu2">
     <w:name w:val="Colorful Grid Accent 2"/>
-    <w:basedOn w:val="TableNormal"/>
+    <w:basedOn w:val="NormalTablo"/>
     <w:uiPriority w:val="73"/>
     <w:rsid w:val="00CB0664"/>
     <w:pPr>
@@ -11986,9 +12077,9 @@
       </w:tcPr>
     </w:tblStylePr>
   </w:style>
-  <w:style w:type="table" w:styleId="ColorfulGrid-Accent3">
+  <w:style w:type="table" w:styleId="RenkliKlavuz-Vurgu3">
     <w:name w:val="Colorful Grid Accent 3"/>
-    <w:basedOn w:val="TableNormal"/>
+    <w:basedOn w:val="NormalTablo"/>
     <w:uiPriority w:val="73"/>
     <w:rsid w:val="00CB0664"/>
     <w:pPr>
@@ -12066,9 +12157,9 @@
       </w:tcPr>
     </w:tblStylePr>
   </w:style>
-  <w:style w:type="table" w:styleId="ColorfulGrid-Accent4">
+  <w:style w:type="table" w:styleId="RenkliKlavuz-Vurgu4">
     <w:name w:val="Colorful Grid Accent 4"/>
-    <w:basedOn w:val="TableNormal"/>
+    <w:basedOn w:val="NormalTablo"/>
     <w:uiPriority w:val="73"/>
     <w:rsid w:val="00CB0664"/>
     <w:pPr>
@@ -12146,9 +12237,9 @@
       </w:tcPr>
     </w:tblStylePr>
   </w:style>
-  <w:style w:type="table" w:styleId="ColorfulGrid-Accent5">
+  <w:style w:type="table" w:styleId="RenkliKlavuz-Vurgu5">
     <w:name w:val="Colorful Grid Accent 5"/>
-    <w:basedOn w:val="TableNormal"/>
+    <w:basedOn w:val="NormalTablo"/>
     <w:uiPriority w:val="73"/>
     <w:rsid w:val="00CB0664"/>
     <w:pPr>
@@ -12226,9 +12317,9 @@
       </w:tcPr>
     </w:tblStylePr>
   </w:style>
-  <w:style w:type="table" w:styleId="ColorfulGrid-Accent6">
+  <w:style w:type="table" w:styleId="RenkliKlavuz-Vurgu6">
     <w:name w:val="Colorful Grid Accent 6"/>
-    <w:basedOn w:val="TableNormal"/>
+    <w:basedOn w:val="NormalTablo"/>
     <w:uiPriority w:val="73"/>
     <w:rsid w:val="00CB0664"/>
     <w:pPr>
@@ -12305,6 +12396,16 @@
         <w:shd w:val="clear" w:color="auto" w:fill="FBCAA2" w:themeFill="accent6" w:themeFillTint="7F"/>
       </w:tcPr>
     </w:tblStylePr>
+  </w:style>
+  <w:style w:type="character" w:styleId="Kpr">
+    <w:name w:val="Hyperlink"/>
+    <w:uiPriority w:val="99"/>
+    <w:unhideWhenUsed/>
+    <w:rsid w:val="003773DC"/>
+    <w:rPr>
+      <w:color w:val="0563C1"/>
+      <w:u w:val="single"/>
+    </w:rPr>
   </w:style>
 </w:styles>
 </file>
@@ -24436,7 +24537,7 @@
 </file>
 
 <file path=customXml/itemProps1.xml><?xml version="1.0" encoding="utf-8"?>
-<ds:datastoreItem xmlns:ds="http://schemas.openxmlformats.org/officeDocument/2006/customXml" ds:itemID="{EF278816-EC6F-A645-907D-7F25AECB1D4A}">
+<ds:datastoreItem xmlns:ds="http://schemas.openxmlformats.org/officeDocument/2006/customXml" ds:itemID="{C25B1318-A5E3-40A1-9AF3-EF2083D6B9A2}">
   <ds:schemaRefs>
     <ds:schemaRef ds:uri="http://schemas.openxmlformats.org/officeDocument/2006/bibliography"/>
   </ds:schemaRefs>

--- a/docs/Replication_Guide.docx
+++ b/docs/Replication_Guide.docx
@@ -35,22 +35,20 @@
       </w:r>
       <w:r>
         <w:br/>
-        <w:t>Prepared for Agri Agricultural Economists IAAE (Wiley</w:t>
+        <w:t>Prepared</w:t>
       </w:r>
-      <w:proofErr w:type="gramStart"/>
       <w:r>
-        <w:t>)</w:t>
+        <w:t xml:space="preserve"> for Agri Agricultural Economic</w:t>
       </w:r>
-      <w:proofErr w:type="gramEnd"/>
+      <w:r>
+        <w:t>s IAAE (Wiley)</w:t>
+      </w:r>
       <w:r>
         <w:br/>
       </w:r>
       <w:r>
         <w:br/>
-        <w:t xml:space="preserve">Author: </w:t>
-      </w:r>
-      <w:r>
-        <w:t>Halil Tosun, Ph.D.</w:t>
+        <w:t>Author: Halil Tosun, Ph.D.</w:t>
       </w:r>
       <w:r>
         <w:br/>
@@ -88,10 +86,7 @@
     </w:p>
     <w:p>
       <w:r>
-        <w:t>This guide documents the complete replication package accompanying the manuscript. It expl</w:t>
-      </w:r>
-      <w:r>
-        <w:t>ains the repository structure, computational environment, execution workflow, and expected outputs so that reviewers and researchers can reproduce the reported analyses.</w:t>
+        <w:t>This guide documents the complete replication package accompanying the manuscript. It explains the repository structure, computational environment, execution workflow, and expected outputs so that reviewers and researchers can reproduce the reported analyses.</w:t>
       </w:r>
     </w:p>
     <w:p>
@@ -127,10 +122,7 @@
       </w:r>
       <w:r>
         <w:br/>
-        <w:t>├── CODEB</w:t>
-      </w:r>
-      <w:r>
-        <w:t>OOK.md</w:t>
+        <w:t>├── CODEBOOK.md</w:t>
       </w:r>
       <w:r>
         <w:br/>
@@ -183,10 +175,7 @@
       </w:pPr>
       <w:r>
         <w:lastRenderedPageBreak/>
-        <w:t xml:space="preserve">Estimate bootstrap DEA efficiency </w:t>
-      </w:r>
-      <w:r>
-        <w:t>scores.</w:t>
+        <w:t>Estimate bootstrap DEA efficiency scores.</w:t>
       </w:r>
     </w:p>
     <w:p>
@@ -242,10 +231,7 @@
         <w:pStyle w:val="Balk1"/>
       </w:pPr>
       <w:r>
-        <w:t xml:space="preserve">4. </w:t>
-      </w:r>
-      <w:r>
-        <w:t>Installation</w:t>
+        <w:t>4. Installation</w:t>
       </w:r>
     </w:p>
     <w:p>
@@ -279,10 +265,7 @@
     </w:p>
     <w:p>
       <w:r>
-        <w:t>The workflow reproduces processed datasets, efficiency estimates, productivity indices, regression results, manuscript tab</w:t>
-      </w:r>
-      <w:r>
-        <w:t>les, and figures in the output directories.</w:t>
+        <w:t>The workflow reproduces processed datasets, efficiency estimates, productivity indices, regression results, manuscript tables, and figures in the output directories.</w:t>
       </w:r>
     </w:p>
     <w:p>
@@ -295,10 +278,7 @@
     </w:p>
     <w:p>
       <w:r>
-        <w:t>This repository has been prepared according to open science principles. Source code, documentation, software environment, and data are organized to facilitate transparent and reproduc</w:t>
-      </w:r>
-      <w:r>
-        <w:t xml:space="preserve">ible research. </w:t>
+        <w:t xml:space="preserve">This repository has been prepared according to open science principles. Source code, documentation, software environment, and data are organized to facilitate transparent and reproducible research. </w:t>
       </w:r>
       <w:r>
         <w:rPr>
@@ -1676,8 +1656,8 @@
       </w:tblCellMar>
     </w:tblPr>
   </w:style>
-  <w:style w:type="table" w:customStyle="1" w:styleId="AkGlgeleme">
-    <w:name w:val="Light Shading"/>
+  <w:style w:type="table" w:customStyle="1" w:styleId="AkGlgeleme1">
+    <w:name w:val="Açık Gölgeleme1"/>
     <w:basedOn w:val="NormalTablo"/>
     <w:uiPriority w:val="60"/>
     <w:rsid w:val="00FC693F"/>
@@ -1779,8 +1759,8 @@
       </w:tcPr>
     </w:tblStylePr>
   </w:style>
-  <w:style w:type="table" w:customStyle="1" w:styleId="AkGlgeleme-Vurgu1">
-    <w:name w:val="Light Shading Accent 1"/>
+  <w:style w:type="table" w:customStyle="1" w:styleId="AkGlgeleme-Vurgu11">
+    <w:name w:val="Açık Gölgeleme - Vurgu 11"/>
     <w:basedOn w:val="NormalTablo"/>
     <w:uiPriority w:val="60"/>
     <w:rsid w:val="00FC693F"/>
@@ -2397,8 +2377,8 @@
       </w:tcPr>
     </w:tblStylePr>
   </w:style>
-  <w:style w:type="table" w:customStyle="1" w:styleId="AkListe">
-    <w:name w:val="Light List"/>
+  <w:style w:type="table" w:customStyle="1" w:styleId="AkListe1">
+    <w:name w:val="Açık Liste1"/>
     <w:basedOn w:val="NormalTablo"/>
     <w:uiPriority w:val="61"/>
     <w:rsid w:val="00FC693F"/>
@@ -2489,8 +2469,8 @@
       </w:tcPr>
     </w:tblStylePr>
   </w:style>
-  <w:style w:type="table" w:customStyle="1" w:styleId="AkListe-Vurgu1">
-    <w:name w:val="Light List Accent 1"/>
+  <w:style w:type="table" w:customStyle="1" w:styleId="AkListe-Vurgu11">
+    <w:name w:val="Açık Liste - Vurgu 11"/>
     <w:basedOn w:val="NormalTablo"/>
     <w:uiPriority w:val="61"/>
     <w:rsid w:val="00FC693F"/>
@@ -3041,8 +3021,8 @@
       </w:tcPr>
     </w:tblStylePr>
   </w:style>
-  <w:style w:type="table" w:customStyle="1" w:styleId="AkKlavuz">
-    <w:name w:val="Light Grid"/>
+  <w:style w:type="table" w:customStyle="1" w:styleId="AkKlavuz1">
+    <w:name w:val="Açık Kılavuz1"/>
     <w:basedOn w:val="NormalTablo"/>
     <w:uiPriority w:val="62"/>
     <w:rsid w:val="00CB0664"/>
@@ -3171,8 +3151,8 @@
       </w:tcPr>
     </w:tblStylePr>
   </w:style>
-  <w:style w:type="table" w:customStyle="1" w:styleId="AkKlavuz-Vurgu1">
-    <w:name w:val="Light Grid Accent 1"/>
+  <w:style w:type="table" w:customStyle="1" w:styleId="AkKlavuz-Vurgu11">
+    <w:name w:val="Açık Kılavuz - Vurgu 11"/>
     <w:basedOn w:val="NormalTablo"/>
     <w:uiPriority w:val="62"/>
     <w:rsid w:val="00CB0664"/>
@@ -3951,8 +3931,8 @@
       </w:tcPr>
     </w:tblStylePr>
   </w:style>
-  <w:style w:type="table" w:customStyle="1" w:styleId="OrtaGlgeleme1">
-    <w:name w:val="Medium Shading 1"/>
+  <w:style w:type="table" w:customStyle="1" w:styleId="OrtaGlgeleme11">
+    <w:name w:val="Orta Gölgeleme 11"/>
     <w:basedOn w:val="NormalTablo"/>
     <w:uiPriority w:val="63"/>
     <w:rsid w:val="00CB0664"/>
@@ -4057,8 +4037,8 @@
       </w:tcPr>
     </w:tblStylePr>
   </w:style>
-  <w:style w:type="table" w:customStyle="1" w:styleId="OrtaGlgeleme1-Vurgu1">
-    <w:name w:val="Medium Shading 1 Accent 1"/>
+  <w:style w:type="table" w:customStyle="1" w:styleId="OrtaGlgeleme1-Vurgu11">
+    <w:name w:val="Orta Gölgeleme 1 - Vurgu 11"/>
     <w:basedOn w:val="NormalTablo"/>
     <w:uiPriority w:val="63"/>
     <w:rsid w:val="00CB0664"/>
@@ -4693,8 +4673,8 @@
       </w:tcPr>
     </w:tblStylePr>
   </w:style>
-  <w:style w:type="table" w:customStyle="1" w:styleId="OrtaGlgeleme2">
-    <w:name w:val="Medium Shading 2"/>
+  <w:style w:type="table" w:customStyle="1" w:styleId="OrtaGlgeleme21">
+    <w:name w:val="Orta Gölgeleme 21"/>
     <w:basedOn w:val="NormalTablo"/>
     <w:uiPriority w:val="64"/>
     <w:rsid w:val="00CB0664"/>
@@ -4842,8 +4822,8 @@
       </w:tcPr>
     </w:tblStylePr>
   </w:style>
-  <w:style w:type="table" w:customStyle="1" w:styleId="OrtaGlgeleme2-Vurgu1">
-    <w:name w:val="Medium Shading 2 Accent 1"/>
+  <w:style w:type="table" w:customStyle="1" w:styleId="OrtaGlgeleme2-Vurgu11">
+    <w:name w:val="Orta Gölgeleme 2 - Vurgu 11"/>
     <w:basedOn w:val="NormalTablo"/>
     <w:uiPriority w:val="64"/>
     <w:rsid w:val="00CB0664"/>
@@ -5736,8 +5716,8 @@
       </w:tcPr>
     </w:tblStylePr>
   </w:style>
-  <w:style w:type="table" w:customStyle="1" w:styleId="OrtaListe1">
-    <w:name w:val="Medium List 1"/>
+  <w:style w:type="table" w:customStyle="1" w:styleId="OrtaListe11">
+    <w:name w:val="Orta Liste 11"/>
     <w:basedOn w:val="NormalTablo"/>
     <w:uiPriority w:val="65"/>
     <w:rsid w:val="00CB0664"/>
@@ -5820,8 +5800,8 @@
       </w:tcPr>
     </w:tblStylePr>
   </w:style>
-  <w:style w:type="table" w:customStyle="1" w:styleId="OrtaListe1-Vurgu1">
-    <w:name w:val="Medium List 1 Accent 1"/>
+  <w:style w:type="table" w:customStyle="1" w:styleId="OrtaListe1-Vurgu11">
+    <w:name w:val="Orta Liste 1 - Vurgu 11"/>
     <w:basedOn w:val="NormalTablo"/>
     <w:uiPriority w:val="65"/>
     <w:rsid w:val="00CB0664"/>
@@ -6324,8 +6304,8 @@
       </w:tcPr>
     </w:tblStylePr>
   </w:style>
-  <w:style w:type="table" w:customStyle="1" w:styleId="OrtaListe2">
-    <w:name w:val="Medium List 2"/>
+  <w:style w:type="table" w:customStyle="1" w:styleId="OrtaListe21">
+    <w:name w:val="Orta Liste 21"/>
     <w:basedOn w:val="NormalTablo"/>
     <w:uiPriority w:val="66"/>
     <w:rsid w:val="00CB0664"/>
@@ -7220,8 +7200,8 @@
       </w:tcPr>
     </w:tblStylePr>
   </w:style>
-  <w:style w:type="table" w:customStyle="1" w:styleId="OrtaKlavuz1">
-    <w:name w:val="Medium Grid 1"/>
+  <w:style w:type="table" w:customStyle="1" w:styleId="OrtaKlavuz11">
+    <w:name w:val="Orta Kılavuz 11"/>
     <w:basedOn w:val="NormalTablo"/>
     <w:uiPriority w:val="67"/>
     <w:rsid w:val="00CB0664"/>
@@ -7731,8 +7711,8 @@
       </w:tcPr>
     </w:tblStylePr>
   </w:style>
-  <w:style w:type="table" w:customStyle="1" w:styleId="OrtaKlavuz2">
-    <w:name w:val="Medium Grid 2"/>
+  <w:style w:type="table" w:customStyle="1" w:styleId="OrtaKlavuz21">
+    <w:name w:val="Orta Kılavuz 21"/>
     <w:basedOn w:val="NormalTablo"/>
     <w:uiPriority w:val="68"/>
     <w:rsid w:val="00CB0664"/>
@@ -8606,8 +8586,8 @@
       </w:tcPr>
     </w:tblStylePr>
   </w:style>
-  <w:style w:type="table" w:customStyle="1" w:styleId="OrtaKlavuz3">
-    <w:name w:val="Medium Grid 3"/>
+  <w:style w:type="table" w:customStyle="1" w:styleId="OrtaKlavuz31">
+    <w:name w:val="Orta Kılavuz 31"/>
     <w:basedOn w:val="NormalTablo"/>
     <w:uiPriority w:val="69"/>
     <w:rsid w:val="00CB0664"/>
@@ -9593,8 +9573,8 @@
       </w:tcPr>
     </w:tblStylePr>
   </w:style>
-  <w:style w:type="table" w:customStyle="1" w:styleId="KoyuListe">
-    <w:name w:val="Dark List"/>
+  <w:style w:type="table" w:customStyle="1" w:styleId="KoyuListe1">
+    <w:name w:val="Koyu Liste1"/>
     <w:basedOn w:val="NormalTablo"/>
     <w:uiPriority w:val="70"/>
     <w:rsid w:val="00CB0664"/>
@@ -10391,8 +10371,8 @@
       </w:tcPr>
     </w:tblStylePr>
   </w:style>
-  <w:style w:type="table" w:customStyle="1" w:styleId="RenkliGlgeleme">
-    <w:name w:val="Colorful Shading"/>
+  <w:style w:type="table" w:customStyle="1" w:styleId="RenkliGlgeleme1">
+    <w:name w:val="Renkli Gölgeleme1"/>
     <w:basedOn w:val="NormalTablo"/>
     <w:uiPriority w:val="71"/>
     <w:rsid w:val="00CB0664"/>
@@ -11235,8 +11215,8 @@
       </w:rPr>
     </w:tblStylePr>
   </w:style>
-  <w:style w:type="table" w:customStyle="1" w:styleId="RenkliListe">
-    <w:name w:val="Colorful List"/>
+  <w:style w:type="table" w:customStyle="1" w:styleId="RenkliListe1">
+    <w:name w:val="Renkli Liste1"/>
     <w:basedOn w:val="NormalTablo"/>
     <w:uiPriority w:val="72"/>
     <w:rsid w:val="00CB0664"/>
@@ -11837,8 +11817,8 @@
       </w:tcPr>
     </w:tblStylePr>
   </w:style>
-  <w:style w:type="table" w:customStyle="1" w:styleId="RenkliKlavuz">
-    <w:name w:val="Colorful Grid"/>
+  <w:style w:type="table" w:customStyle="1" w:styleId="RenkliKlavuz1">
+    <w:name w:val="Renkli Kılavuz1"/>
     <w:basedOn w:val="NormalTablo"/>
     <w:uiPriority w:val="73"/>
     <w:rsid w:val="00CB0664"/>
@@ -24537,7 +24517,7 @@
 </file>
 
 <file path=customXml/itemProps1.xml><?xml version="1.0" encoding="utf-8"?>
-<ds:datastoreItem xmlns:ds="http://schemas.openxmlformats.org/officeDocument/2006/customXml" ds:itemID="{C25B1318-A5E3-40A1-9AF3-EF2083D6B9A2}">
+<ds:datastoreItem xmlns:ds="http://schemas.openxmlformats.org/officeDocument/2006/customXml" ds:itemID="{03BB2DAE-7ACE-4014-AB14-572731002061}">
   <ds:schemaRefs>
     <ds:schemaRef ds:uri="http://schemas.openxmlformats.org/officeDocument/2006/bibliography"/>
   </ds:schemaRefs>

--- a/docs/Replication_Guide.docx
+++ b/docs/Replication_Guide.docx
@@ -35,13 +35,6 @@
       </w:r>
       <w:r>
         <w:br/>
-        <w:t>Prepared</w:t>
-      </w:r>
-      <w:r>
-        <w:t xml:space="preserve"> for Agri Agricultural Economic</w:t>
-      </w:r>
-      <w:r>
-        <w:t>s IAAE (Wiley)</w:t>
       </w:r>
       <w:r>
         <w:br/>
@@ -243,8 +236,13 @@
       <w:pPr>
         <w:pStyle w:val="KeskinTrnak"/>
       </w:pPr>
+      <w:proofErr w:type="gramStart"/>
       <w:r>
-        <w:t>conda env create -f environment.yml</w:t>
+        <w:t>conda</w:t>
+      </w:r>
+      <w:proofErr w:type="gramEnd"/>
+      <w:r>
+        <w:t xml:space="preserve"> env create -f environment.yml</w:t>
       </w:r>
       <w:r>
         <w:br/>
@@ -24517,7 +24515,7 @@
 </file>
 
 <file path=customXml/itemProps1.xml><?xml version="1.0" encoding="utf-8"?>
-<ds:datastoreItem xmlns:ds="http://schemas.openxmlformats.org/officeDocument/2006/customXml" ds:itemID="{03BB2DAE-7ACE-4014-AB14-572731002061}">
+<ds:datastoreItem xmlns:ds="http://schemas.openxmlformats.org/officeDocument/2006/customXml" ds:itemID="{90237DED-054F-4E1F-A111-E5EFB9DDA0E2}">
   <ds:schemaRefs>
     <ds:schemaRef ds:uri="http://schemas.openxmlformats.org/officeDocument/2006/bibliography"/>
   </ds:schemaRefs>

--- a/docs/Replication_Guide.docx
+++ b/docs/Replication_Guide.docx
@@ -41,8 +41,13 @@
       </w:r>
       <w:r>
         <w:br/>
-        <w:t>Author: Halil Tosun, Ph.D.</w:t>
+        <w:t>Author: Halil Tosun, Ph.D</w:t>
       </w:r>
+      <w:proofErr w:type="gramStart"/>
+      <w:r>
+        <w:t>.</w:t>
+      </w:r>
+      <w:proofErr w:type="gramEnd"/>
       <w:r>
         <w:br/>
         <w:t>ORCID: 0000-0001-5117-0390</w:t>
@@ -64,11 +69,10 @@
           <w:rPr>
             <w:rStyle w:val="Kpr"/>
           </w:rPr>
-          <w:t>https://doi.org/10.5281/zenodo.21380280</w:t>
+          <w:t>https://doi.org/10.5281/zenodo.21460850</w:t>
         </w:r>
       </w:hyperlink>
     </w:p>
-    <w:p/>
     <w:p>
       <w:pPr>
         <w:pStyle w:val="Balk1"/>
@@ -167,7 +171,6 @@
         <w:pStyle w:val="ListeMaddemi"/>
       </w:pPr>
       <w:r>
-        <w:lastRenderedPageBreak/>
         <w:t>Estimate bootstrap DEA efficiency scores.</w:t>
       </w:r>
     </w:p>
@@ -184,6 +187,7 @@
         <w:pStyle w:val="ListeMaddemi"/>
       </w:pPr>
       <w:r>
+        <w:lastRenderedPageBreak/>
         <w:t>Estimate second-stage Simar–Wilson regressions.</w:t>
       </w:r>
     </w:p>
@@ -275,6 +279,13 @@
       </w:r>
     </w:p>
     <w:p>
+      <w:pPr>
+        <w:rPr>
+          <w:rFonts w:ascii="Times New Roman" w:eastAsia="Times New Roman" w:hAnsi="Times New Roman" w:cs="Times New Roman"/>
+          <w:sz w:val="24"/>
+          <w:szCs w:val="24"/>
+        </w:rPr>
+      </w:pPr>
       <w:r>
         <w:t xml:space="preserve">This repository has been prepared according to open science principles. Source code, documentation, software environment, and data are organized to facilitate transparent and reproducible research. </w:t>
       </w:r>
@@ -284,26 +295,36 @@
           <w:sz w:val="24"/>
           <w:szCs w:val="24"/>
         </w:rPr>
-        <w:t xml:space="preserve">The complete replication package (data, code, and computational workflow) is permanently archived on Zenodo and publicly available at </w:t>
+        <w:t>The complete replication package (data, code, and computational workflow) is permanently archived on Zenodo and publicly available at</w:t>
       </w:r>
-      <w:hyperlink r:id="rId7" w:history="1">
-        <w:r>
-          <w:rPr>
-            <w:rStyle w:val="Kpr"/>
-            <w:sz w:val="24"/>
-            <w:szCs w:val="24"/>
-          </w:rPr>
-          <w:t>https://doi.org/10.5281/zenodo.21380280</w:t>
-        </w:r>
-      </w:hyperlink>
       <w:r>
         <w:rPr>
           <w:rFonts w:ascii="Times New Roman" w:eastAsia="Times New Roman" w:hAnsi="Times New Roman" w:cs="Times New Roman"/>
           <w:sz w:val="24"/>
           <w:szCs w:val="24"/>
         </w:rPr>
-        <w:t>.</w:t>
+        <w:t>:</w:t>
       </w:r>
+    </w:p>
+    <w:p>
+      <w:pPr>
+        <w:rPr>
+          <w:rFonts w:ascii="Times New Roman" w:eastAsia="Times New Roman" w:hAnsi="Times New Roman" w:cs="Times New Roman"/>
+          <w:sz w:val="24"/>
+          <w:szCs w:val="24"/>
+        </w:rPr>
+      </w:pPr>
+      <w:hyperlink r:id="rId7" w:history="1">
+        <w:r>
+          <w:rPr>
+            <w:rStyle w:val="Kpr"/>
+            <w:rFonts w:ascii="Times New Roman" w:eastAsia="Times New Roman" w:hAnsi="Times New Roman" w:cs="Times New Roman"/>
+            <w:sz w:val="24"/>
+            <w:szCs w:val="24"/>
+          </w:rPr>
+          <w:t>https://doi.org/10.5281/zenodo.21460850</w:t>
+        </w:r>
+      </w:hyperlink>
     </w:p>
     <w:p>
       <w:pPr>
@@ -24515,7 +24536,7 @@
 </file>
 
 <file path=customXml/itemProps1.xml><?xml version="1.0" encoding="utf-8"?>
-<ds:datastoreItem xmlns:ds="http://schemas.openxmlformats.org/officeDocument/2006/customXml" ds:itemID="{90237DED-054F-4E1F-A111-E5EFB9DDA0E2}">
+<ds:datastoreItem xmlns:ds="http://schemas.openxmlformats.org/officeDocument/2006/customXml" ds:itemID="{D3C8AA11-05A2-4C84-B67B-02D217350474}">
   <ds:schemaRefs>
     <ds:schemaRef ds:uri="http://schemas.openxmlformats.org/officeDocument/2006/bibliography"/>
   </ds:schemaRefs>

--- a/docs/Replication_Guide.docx
+++ b/docs/Replication_Guide.docx
@@ -68,8 +68,23 @@
         <w:r>
           <w:rPr>
             <w:rStyle w:val="Kpr"/>
+            <w:rFonts w:ascii="Times New Roman" w:hAnsi="Times New Roman" w:cs="Times New Roman"/>
           </w:rPr>
-          <w:t>https://doi.org/10.5281/zenodo.21460850</w:t>
+          <w:t>https://doi.org/10.5281/zen</w:t>
+        </w:r>
+        <w:r>
+          <w:rPr>
+            <w:rStyle w:val="Kpr"/>
+            <w:rFonts w:ascii="Times New Roman" w:hAnsi="Times New Roman" w:cs="Times New Roman"/>
+          </w:rPr>
+          <w:t>o</w:t>
+        </w:r>
+        <w:r>
+          <w:rPr>
+            <w:rStyle w:val="Kpr"/>
+            <w:rFonts w:ascii="Times New Roman" w:hAnsi="Times New Roman" w:cs="Times New Roman"/>
+          </w:rPr>
+          <w:t>do.21380280</w:t>
         </w:r>
       </w:hyperlink>
     </w:p>
@@ -24536,7 +24551,7 @@
 </file>
 
 <file path=customXml/itemProps1.xml><?xml version="1.0" encoding="utf-8"?>
-<ds:datastoreItem xmlns:ds="http://schemas.openxmlformats.org/officeDocument/2006/customXml" ds:itemID="{D3C8AA11-05A2-4C84-B67B-02D217350474}">
+<ds:datastoreItem xmlns:ds="http://schemas.openxmlformats.org/officeDocument/2006/customXml" ds:itemID="{87A21B52-990C-443E-A652-F6D5F9054867}">
   <ds:schemaRefs>
     <ds:schemaRef ds:uri="http://schemas.openxmlformats.org/officeDocument/2006/bibliography"/>
   </ds:schemaRefs>

--- a/docs/Replication_Guide.docx
+++ b/docs/Replication_Guide.docx
@@ -15,21 +15,6 @@
       <w:pPr>
         <w:jc w:val="center"/>
       </w:pPr>
-      <w:r>
-        <w:rPr>
-          <w:b/>
-        </w:rPr>
-        <w:t>Replication Guide</w:t>
-      </w:r>
-      <w:r>
-        <w:rPr>
-          <w:b/>
-        </w:rPr>
-        <w:br/>
-      </w:r>
-      <w:r>
-        <w:t>Technical Efficiency, Productivity Growth, and the Effects of Territorial Reintegration: Evidence from Azerbaijan's Dairy Sector, 2000–2024</w:t>
-      </w:r>
       <w:r>
         <w:br/>
       </w:r>
@@ -54,11 +39,10 @@
       </w:r>
       <w:r>
         <w:br/>
-        <w:t>Email: halilibrahimtosun@gmail.com</w:t>
+        <w:t xml:space="preserve">Email: </w:t>
       </w:r>
       <w:r>
-        <w:br/>
-        <w:t>Repository Version: 1.0</w:t>
+        <w:t>halilibrahimtosun@gmail.com</w:t>
       </w:r>
       <w:r>
         <w:br/>
@@ -70,290 +54,11 @@
             <w:rStyle w:val="Kpr"/>
             <w:rFonts w:ascii="Times New Roman" w:hAnsi="Times New Roman" w:cs="Times New Roman"/>
           </w:rPr>
-          <w:t>https://doi.org/10.5281/zen</w:t>
-        </w:r>
-        <w:r>
-          <w:rPr>
-            <w:rStyle w:val="Kpr"/>
-            <w:rFonts w:ascii="Times New Roman" w:hAnsi="Times New Roman" w:cs="Times New Roman"/>
-          </w:rPr>
-          <w:t>o</w:t>
-        </w:r>
-        <w:r>
-          <w:rPr>
-            <w:rStyle w:val="Kpr"/>
-            <w:rFonts w:ascii="Times New Roman" w:hAnsi="Times New Roman" w:cs="Times New Roman"/>
-          </w:rPr>
-          <w:t>do.21380280</w:t>
+          <w:t>https://doi.org/10.5281/zenodo.21380280</w:t>
         </w:r>
       </w:hyperlink>
     </w:p>
-    <w:p>
-      <w:pPr>
-        <w:pStyle w:val="Balk1"/>
-      </w:pPr>
-      <w:r>
-        <w:t>1. Purpose</w:t>
-      </w:r>
-    </w:p>
-    <w:p>
-      <w:r>
-        <w:t>This guide documents the complete replication package accompanying the manuscript. It explains the repository structure, computational environment, execution workflow, and expected outputs so that reviewers and researchers can reproduce the reported analyses.</w:t>
-      </w:r>
-    </w:p>
-    <w:p>
-      <w:pPr>
-        <w:pStyle w:val="Balk1"/>
-      </w:pPr>
-      <w:r>
-        <w:t>2. Repository Structure</w:t>
-      </w:r>
-    </w:p>
-    <w:p>
-      <w:pPr>
-        <w:pStyle w:val="KeskinTrnak"/>
-      </w:pPr>
-      <w:r>
-        <w:t>Repro/</w:t>
-      </w:r>
-      <w:r>
-        <w:br/>
-        <w:t>├── code/</w:t>
-      </w:r>
-      <w:r>
-        <w:br/>
-        <w:t>├── data/</w:t>
-      </w:r>
-      <w:r>
-        <w:br/>
-        <w:t>├── output/</w:t>
-      </w:r>
-      <w:r>
-        <w:br/>
-        <w:t>├── README.md</w:t>
-      </w:r>
-      <w:r>
-        <w:br/>
-        <w:t>├── CODEBOOK.md</w:t>
-      </w:r>
-      <w:r>
-        <w:br/>
-        <w:t>├── DATA_DESCRIPTION.md</w:t>
-      </w:r>
-      <w:r>
-        <w:br/>
-        <w:t>├── REPRODUCIBILITY_CHECKLIST.md</w:t>
-      </w:r>
-      <w:r>
-        <w:br/>
-        <w:t>├── CITATION.cff</w:t>
-      </w:r>
-      <w:r>
-        <w:br/>
-        <w:t>├── LICENSE</w:t>
-      </w:r>
-      <w:r>
-        <w:br/>
-        <w:t>├── requirements.txt</w:t>
-      </w:r>
-      <w:r>
-        <w:br/>
-        <w:t>├── environment.yml</w:t>
-      </w:r>
-      <w:r>
-        <w:br/>
-        <w:t>└── .gitignore</w:t>
-      </w:r>
-    </w:p>
-    <w:p>
-      <w:pPr>
-        <w:pStyle w:val="Balk1"/>
-      </w:pPr>
-      <w:r>
-        <w:t>3. Computational Workflow</w:t>
-      </w:r>
-    </w:p>
-    <w:p>
-      <w:pPr>
-        <w:pStyle w:val="ListeMaddemi"/>
-      </w:pPr>
-      <w:r>
-        <w:t>Prepare analytical datasets (00_data_prep.py).</w:t>
-      </w:r>
-    </w:p>
-    <w:p>
-      <w:pPr>
-        <w:pStyle w:val="ListeMaddemi"/>
-      </w:pPr>
-      <w:r>
-        <w:t>Estimate bootstrap DEA efficiency scores.</w:t>
-      </w:r>
-    </w:p>
-    <w:p>
-      <w:pPr>
-        <w:pStyle w:val="ListeMaddemi"/>
-      </w:pPr>
-      <w:r>
-        <w:t>Estimate Stochastic Frontier Analysis (SFA) models.</w:t>
-      </w:r>
-    </w:p>
-    <w:p>
-      <w:pPr>
-        <w:pStyle w:val="ListeMaddemi"/>
-      </w:pPr>
-      <w:r>
-        <w:lastRenderedPageBreak/>
-        <w:t>Estimate second-stage Simar–Wilson regressions.</w:t>
-      </w:r>
-    </w:p>
-    <w:p>
-      <w:pPr>
-        <w:pStyle w:val="ListeMaddemi"/>
-      </w:pPr>
-      <w:r>
-        <w:t>Compute bootstrap Malmquist productivity indices.</w:t>
-      </w:r>
-    </w:p>
-    <w:p>
-      <w:pPr>
-        <w:pStyle w:val="ListeMaddemi"/>
-      </w:pPr>
-      <w:r>
-        <w:t>Estimate event-study models.</w:t>
-      </w:r>
-    </w:p>
-    <w:p>
-      <w:pPr>
-        <w:pStyle w:val="ListeMaddemi"/>
-      </w:pPr>
-      <w:r>
-        <w:t>Run robustness analyses.</w:t>
-      </w:r>
-    </w:p>
-    <w:p>
-      <w:pPr>
-        <w:pStyle w:val="ListeMaddemi"/>
-      </w:pPr>
-      <w:r>
-        <w:t>Generate manuscript figures and outputs.</w:t>
-      </w:r>
-    </w:p>
-    <w:p>
-      <w:pPr>
-        <w:pStyle w:val="Balk1"/>
-      </w:pPr>
-      <w:r>
-        <w:t>4. Installation</w:t>
-      </w:r>
-    </w:p>
-    <w:p>
-      <w:r>
-        <w:t>Using Conda:</w:t>
-      </w:r>
-    </w:p>
-    <w:p>
-      <w:pPr>
-        <w:pStyle w:val="KeskinTrnak"/>
-      </w:pPr>
-      <w:proofErr w:type="gramStart"/>
-      <w:r>
-        <w:t>conda</w:t>
-      </w:r>
-      <w:proofErr w:type="gramEnd"/>
-      <w:r>
-        <w:t xml:space="preserve"> env create -f environment.yml</w:t>
-      </w:r>
-      <w:r>
-        <w:br/>
-        <w:t>conda activate agri-systems-repro</w:t>
-      </w:r>
-      <w:r>
-        <w:br/>
-        <w:t>python run_all.py</w:t>
-      </w:r>
-    </w:p>
-    <w:p>
-      <w:pPr>
-        <w:pStyle w:val="Balk1"/>
-      </w:pPr>
-      <w:r>
-        <w:t>5. Expected Outputs</w:t>
-      </w:r>
-    </w:p>
-    <w:p>
-      <w:r>
-        <w:t>The workflow reproduces processed datasets, efficiency estimates, productivity indices, regression results, manuscript tables, and figures in the output directories.</w:t>
-      </w:r>
-    </w:p>
-    <w:p>
-      <w:pPr>
-        <w:pStyle w:val="Balk1"/>
-      </w:pPr>
-      <w:r>
-        <w:t>6. Reproducibility Statement</w:t>
-      </w:r>
-    </w:p>
-    <w:p>
-      <w:pPr>
-        <w:rPr>
-          <w:rFonts w:ascii="Times New Roman" w:eastAsia="Times New Roman" w:hAnsi="Times New Roman" w:cs="Times New Roman"/>
-          <w:sz w:val="24"/>
-          <w:szCs w:val="24"/>
-        </w:rPr>
-      </w:pPr>
-      <w:r>
-        <w:t xml:space="preserve">This repository has been prepared according to open science principles. Source code, documentation, software environment, and data are organized to facilitate transparent and reproducible research. </w:t>
-      </w:r>
-      <w:r>
-        <w:rPr>
-          <w:rFonts w:ascii="Times New Roman" w:eastAsia="Times New Roman" w:hAnsi="Times New Roman" w:cs="Times New Roman"/>
-          <w:sz w:val="24"/>
-          <w:szCs w:val="24"/>
-        </w:rPr>
-        <w:t>The complete replication package (data, code, and computational workflow) is permanently archived on Zenodo and publicly available at</w:t>
-      </w:r>
-      <w:r>
-        <w:rPr>
-          <w:rFonts w:ascii="Times New Roman" w:eastAsia="Times New Roman" w:hAnsi="Times New Roman" w:cs="Times New Roman"/>
-          <w:sz w:val="24"/>
-          <w:szCs w:val="24"/>
-        </w:rPr>
-        <w:t>:</w:t>
-      </w:r>
-    </w:p>
-    <w:p>
-      <w:pPr>
-        <w:rPr>
-          <w:rFonts w:ascii="Times New Roman" w:eastAsia="Times New Roman" w:hAnsi="Times New Roman" w:cs="Times New Roman"/>
-          <w:sz w:val="24"/>
-          <w:szCs w:val="24"/>
-        </w:rPr>
-      </w:pPr>
-      <w:hyperlink r:id="rId7" w:history="1">
-        <w:r>
-          <w:rPr>
-            <w:rStyle w:val="Kpr"/>
-            <w:rFonts w:ascii="Times New Roman" w:eastAsia="Times New Roman" w:hAnsi="Times New Roman" w:cs="Times New Roman"/>
-            <w:sz w:val="24"/>
-            <w:szCs w:val="24"/>
-          </w:rPr>
-          <w:t>https://doi.org/10.5281/zenodo.21460850</w:t>
-        </w:r>
-      </w:hyperlink>
-    </w:p>
-    <w:p>
-      <w:pPr>
-        <w:pStyle w:val="Balk1"/>
-      </w:pPr>
-      <w:r>
-        <w:t>7. Citation</w:t>
-      </w:r>
-    </w:p>
-    <w:p>
-      <w:r>
-        <w:t>Please cite the published article together with the archived GitHub/Zenodo repository.</w:t>
-      </w:r>
-    </w:p>
+    <w:p/>
     <w:sectPr>
       <w:pgSz w:w="12240" w:h="15840"/>
       <w:pgMar w:top="1440" w:right="1800" w:bottom="1440" w:left="1800" w:header="720" w:footer="720" w:gutter="0"/>
@@ -24551,7 +24256,7 @@
 </file>
 
 <file path=customXml/itemProps1.xml><?xml version="1.0" encoding="utf-8"?>
-<ds:datastoreItem xmlns:ds="http://schemas.openxmlformats.org/officeDocument/2006/customXml" ds:itemID="{87A21B52-990C-443E-A652-F6D5F9054867}">
+<ds:datastoreItem xmlns:ds="http://schemas.openxmlformats.org/officeDocument/2006/customXml" ds:itemID="{FC0DCA04-B60F-42B9-A32C-18E090D5F58C}">
   <ds:schemaRefs>
     <ds:schemaRef ds:uri="http://schemas.openxmlformats.org/officeDocument/2006/bibliography"/>
   </ds:schemaRefs>
